--- a/paper/ieie/draft_ieie_ko_v1.docx
+++ b/paper/ieie/draft_ieie_ko_v1.docx
@@ -5375,7 +5375,24 @@
         <w:pStyle w:val="a4"/>
       </w:pPr>
       <w:r>
-        <w:t xml:space="preserve">그림 3은 검증 슬라이스 하나에 대한 GT·bi-GRU·SS2D 재구성과, 배경을 드러내기 위해 표시 이득을 4배로 올린 영상, 그리고 brain mask 내부 절대오차 맵이다. bi-GRU 재구성은 두개골 바깥 배경에 수평 방향의 주기적 ringing(줄무늬) 아티팩트를 보이며, 오차 맵에서도 희미한 수평 띠 구조가 관찰된다. SS2D 재구성에는 이러한 주기적 줄무늬가 없고, 저강도의 비주기적 잔여 배경 신호만 남아 있다. 이 차이는 brain mask 밖이라 정량 지표에는 반영되지 않는 정성적 차이로(Ⅲ장 4절의 보수적 마스킹 논점 참조), GRU 재구성이 관심영역 밖에서 덜 안정적임을 시사한다. 검토한 시각화 슬라이스에서 일관되게 관찰되었으나, 마스크 외부 잔차의 정량화와 검토 슬라이스 수의 명시는 보완 예정이다.</w:t>
+        <w:t xml:space="preserve">그림 3은 contrast가 다른 검증 슬라이스 세 장(AXT2·AXT1POST·AXFLAIR)에 대해 본 연구의 세 모델과 공개 참조 모델을 한 파이프라인에서 나란히 비교한 것이다. 열은 GT, zero-filled, fastMRI 공개 leaderboard 가중치의 U-Net†과 E2E-VarNet†</w:t>
+      </w:r>
+      <w:r>
+        <w:rPr>
+          <w:vertAlign w:val="superscript"/>
+        </w:rPr>
+        <w:t xml:space="preserve">[15]</w:t>
+      </w:r>
+      <w:r>
+        <w:t xml:space="preserve">, 공개 최전선 모델 PromptMR+(train 구획만으로 학습된 공개 가중치, 12-cascade unrolled + 학습형 코일 감도 + DC, 인접 5슬라이스 입력, 92.9M), 원 bi-GRU, 통제 SS2D, 강화 SS2D이고, 슬라이스마다 재구성과 brain mask 내부 절대오차 맵(공통 0–0.10 스케일)을 두 행으로, 마지막 행에는 배경을 드러내기 위해 표시 이득을 4배로 올린 AXT2 슬라이스를 두었다. 모든 방법이 동일한 384² 재-FFT·16코일·R=4 마스크·GT를 받으며, 공개 모델의 출력 스케일이 제각각이므로 표시와 패널 수치 계산 전에 brain mask 내부 슬라이스별 최소제곱 강도 정합을 모든 방법에 똑같이 적용하였다(표 2의 수치는 정합 없이 계산한 것이라 패널 값과 직접 비교하지 않는다). 추론은 CPU fp32로 수행했으며(GPU가 진행 중인 실험에 점유되어 있음), 본 연구 세 모델의 패널 값은 GPU fp16 평가 CSV와 정본 12 슬라이스에서 SSIM 0.003·PSNR 0.3 dB 이내로 일치한다(그림의 AXT2 슬라이스는 소수 넷째 자리까지 동일).</w:t>
+      </w:r>
+    </w:p>
+    <w:p>
+      <w:pPr>
+        <w:pStyle w:val="a4"/>
+      </w:pPr>
+      <w:r>
+        <w:t xml:space="preserve">세 가지가 읽힌다. 첫째, 통제 SS2D는 세 슬라이스 모두에서 원 bi-GRU보다 PSNR·SSIM이 높고(정본 12 슬라이스에서는 두 지표 각각 11장), 오차 맵의 구조는 두 팔이 비슷하다. 마지막 행에서 bi-GRU 재구성은 두개골 바깥 배경에 수평 방향의 주기적 ringing(줄무늬)을 보이는 반면, SS2D와 강화 SS2D에는 주기적 줄무늬가 없고 저강도의 비주기적 잔여 aliasing 신호(머리 윤곽의 희미한 ghost)만 남는다. 이 차이는 brain mask 밖이라 정량 지표에는 반영되지 않는 정성적 차이로(Ⅲ장 4절의 brain mask 정의 참조), GRU 재구성이 관심영역 밖에서 덜 안정적임을 시사한다. 둘째, 공개 모델은 좌표를 제공한다: PromptMR+는 세 슬라이스에서 39~41 dB·SSIM 0.97~0.98로 나머지 전부를 크게 앞선다(정본 12장 중 SSIM 12장·PSNR 11장에서 최상위). 이는 물리 모델(감도·DC)을 12회 반복하고 인접 5슬라이스의 측정을 함께 입력받는 다른 계열의 결과이며, 본 논문의 직접 도메인 변환 골격은 단일 슬라이스·무DC라는 점에서 입력 정보량과 구조가 다르다 — 그림은 경쟁이 아니라 품질 좌표계 위의 위치를 보이기 위한 것이다. 셋째, train+val로 학습된 leaderboard 가중치(†)는 본 검증셋이 학습 데이터에 포함됨에도 본 프로토콜(384² 재-FFT·16코일)에서는 우세하지 않았다: U-Net†은 정본 12장 전부에서 SS2D보다 낮았고, E2E-VarNet†은 SSIM에서는 12장 중 9장에서 SS2D를 앞섰으나 PSNR에서는 6장에 그쳤으며, 마지막 행에서 보듯 두개골 바깥에 강한 세로 띠 아티팩트를 남겼다(프로토콜 불일치에 따른 domain shift로 해석되며, 이들 역시 참고선일 뿐 순위에 넣지 않는다). 공개 모델의 전체 검증셋 수치는 별도 추론 런으로 확보할 예정이다(Ⅳ장 9절).</w:t>
       </w:r>
     </w:p>
     <w:tbl>
@@ -5408,7 +5425,7 @@
             <w:r>
               <w:drawing>
                 <wp:inline distT="0" distB="0" distL="0" distR="0">
-                  <wp:extent cx="4772660" cy="4639945"/>
+                  <wp:extent cx="6119495" cy="5251450"/>
                   <wp:effectExtent l="0" t="0" r="0" b="0"/>
                   <wp:docPr id="103" name="Figure 3"/>
                   <wp:cNvGraphicFramePr>
@@ -5430,7 +5447,7 @@
                         <pic:spPr>
                           <a:xfrm>
                             <a:off x="0" y="0"/>
-                            <a:ext cx="4772660" cy="4639945"/>
+                            <a:ext cx="6119495" cy="5251450"/>
                           </a:xfrm>
                           <a:prstGeom prst="rect">
                             <a:avLst/>
@@ -5460,7 +5477,7 @@
               <w:tab/>
             </w:r>
             <w:r>
-              <w:t xml:space="preserve">정성 비교(검증 슬라이스 예시). 위: 재구성(RSS magnitude), 가운데: 배경을 드러내기 위한 4배 표시 이득, 아래: brain mask 내부 절대오차 맵. bi-GRU는 두개골 바깥에 수평 방향의 주기적 ringing을 보이는 반면 SS2D에는 주기적 줄무늬가 없다(저강도 잔여 배경 신호는 남아 있음)</w:t>
+              <w:t xml:space="preserve">다중 모델 정성 비교(검증 슬라이스 3장, 384², R=4). (a) GT, (b) zero-filled, (c) U-Net†, (d) E2E-VarNet†, (e) PromptMR+, (f) 원 bi-GRU, (g) 통제 SS2D, (h) 강화 SS2D. 슬라이스마다 위 행은 재구성(패널 값 = brain-masked PSNR/SSIM, 슬라이스별 최소제곱 강도 정합 후), 아래 행은 brain mask 내부 절대오차(GT 최댓값으로 정규화, 공통 0–0.10 스케일). 마지막 행은 배경을 드러내기 위해 표시 이득을 4배로 올린 AXT2 슬라이스 — bi-GRU의 수평 주기적 ringing과 E2E-VarNet†의 세로 띠 아티팩트가 두개골 바깥에 나타난다. †: fastMRI leaderboard 공개 가중치(train+val 학습, 참고선). PromptMR+: train 구획만으로 학습된 공개 가중치, 인접 5슬라이스 입력. 모든 방법 동일 파이프라인·CPU fp32 추론</w:t>
             </w:r>
           </w:p>
           <w:p>
@@ -5480,7 +5497,7 @@
               <w:tab/>
             </w:r>
             <w:r>
-              <w:t xml:space="preserve">Qualitative comparison (an example validation slice). Top: reconstructions (RSS magnitude); middle: ×4 display gain to reveal the background; bottom: masked absolute-error maps. The bi-GRU shows periodic horizontal ringing outside the skull, whereas SS2D shows no periodic stripes (a low-level residual background remains)</w:t>
+              <w:t xml:space="preserve">Multi-model qualitative comparison (three validation slices, 384², R = 4). (a) GT, (b) zero-filled, (c) U-Net†, (d) E2E-VarNet†, (e) PromptMR+, (f) original bi-GRU, (g) controlled SS2D, (h) enhanced SS2D. For each slice, the top row shows the reconstruction (panel values: brain-masked PSNR/SSIM after per-slice least-squares intensity alignment) and the bottom row the absolute error inside the brain mask (normalised by the GT maximum, shared 0–0.10 scale). The last row shows the AXT2 slice with a ×4 display gain to reveal the background — the periodic horizontal ringing of the bi-GRU and the vertical band artifacts of E2E-VarNet† appear outside the skull. †: public fastMRI leaderboard weights (trained on train+val; reference only). PromptMR+: public weights trained on the train split only, with five adjacent slices as input. All methods share the same pipeline; CPU fp32 inference</w:t>
             </w:r>
           </w:p>
         </w:tc>
@@ -7761,13 +7778,13 @@
         <w:t xml:space="preserve">[15]</w:t>
       </w:r>
       <w:r>
-        <w:t xml:space="preserve">의 추론 기준선 — 단, 공개 leaderboard 가중치는 train과 val 구획을 합쳐 학습되어 본 검증셋이 학습 데이터에 포함되므로 절대 우열이 아닌 참고선으로만 제시한다 </w:t>
+        <w:t xml:space="preserve">과 train 구획만으로 학습된 공개 최전선 모델 PromptMR+의 전체 검증셋 추론 기준선 — 단, leaderboard 가중치는 train과 val 구획을 합쳐 학습되어 본 검증셋이 학습 데이터에 포함되므로 절대 우열이 아닌 참고선으로만 제시한다(정본 12 슬라이스에 대한 CPU 추론 결과는 그림 3에 수록) </w:t>
       </w:r>
       <w:r>
         <w:rPr>
           <w:highlight w:val="yellow"/>
         </w:rPr>
-        <w:t xml:space="preserve">[TBD]</w:t>
+        <w:t xml:space="preserve">[TBD: 전체 검증셋]</w:t>
       </w:r>
       <w:r>
         <w:t xml:space="preserve">. (5) mask 조건화·DC·multi-R 학습을 결합한 R-적응 변형의 가속률 일반화(R∈{2, 4, 6, 8}) </w:t>

--- a/paper/ieie/draft_ieie_ko_v1.docx
+++ b/paper/ieie/draft_ieie_ko_v1.docx
@@ -2167,7 +2167,7 @@
         <w:t xml:space="preserve">[27]</w:t>
       </w:r>
       <w:r>
-        <w:t xml:space="preserve">의 y = y·SiLU(z) 게이트 분기(통제판에는 없음). 둘째, 잔차 스택 — 채널 불변 SS2D 블록 3개를 residual skip으로 쌓는다. 셋째, 병목 해제 — 출력 채널 20→64, d_inner 128→256, d_state 16→32, dropout 0.05. 384² 풀해상도 4방향 스캔의 연산 병목은 fp16 selective scan과 다운샘플 front-end(ds=3)로 해결했다: stem이 풀해상도 k-space를 먼저 처리한 뒤 특징을 128²로 낮춰 coarse scan하고 bilinear 업샘플해 U-Net에 전달한다(전역 문맥은 SSM, 풀해상도 디테일은 U-Net이 분담). 그 결과 풀용량을 유지한 채 epoch당 학습시간을 통제판과 비슷한 수준으로 눌러(Ⅳ장 8절) 실험 기간 내에 epoch 50→80 연장이 가능했다. 총 파라미터는 약 33M(SSM 스택 약 2M)이다. 학습 위생으로 Mamba 상태 파라미터(A, D)는 weight decay에서 제외했다.</w:t>
+        <w:t xml:space="preserve">의 y = y·SiLU(z) 게이트 분기(통제판에는 없음). 둘째, 잔차 스택 — 채널 불변 SS2D 블록 3개를 residual skip으로 쌓는다. 셋째, 병목 해제 — 출력 채널 20→64, d_inner 128→256, d_state 16→32, dropout 0.05. 384² 풀해상도 4방향 스캔의 연산 병목은 fp16 selective scan과 다운샘플 front-end(ds=3)로 해결했다: stem이 풀해상도 k-space를 먼저 처리한 뒤 특징을 128²로 낮춰 coarse scan하고 bilinear 업샘플해 U-Net에 전달한다(전역 문맥은 SSM, 풀해상도 디테일은 U-Net이 분담). 그 결과 풀용량을 유지한 채 epoch당 학습시간을 통제판과 비슷한 수준으로 눌러(Ⅳ장 9절) 실험 기간 내에 epoch 50→80 연장이 가능했다. 총 파라미터는 약 33M(SSM 스택 약 2M)이다. 학습 위생으로 Mamba 상태 파라미터(A, D)는 weight decay에서 제외했다.</w:t>
       </w:r>
     </w:p>
     <w:p>
@@ -2817,7 +2817,7 @@
         <w:pStyle w:val="a4"/>
       </w:pPr>
       <w:r>
-        <w:t xml:space="preserve">NMSE는 문헌 관례에 따라 백분율(nMSE, %)로 표기한다. 손실의 L1 항(마스크 내 평균 절대오차)은 학습용이며 결과 표에는 넣지 않는다. 본문과 결과 표(표 2·표 4)의 수치는 볼륨 단위 통계로 통일하고, paired 분석(표 3·그림 4)은 슬라이스 단위 차이와 볼륨 단위 검정을 병행한다. 학습 로그의 배치 풀링 수치(슬라이스 단위 평균과 등가)는 학습 곡선(그림 2)과 matched-epoch 비교에만 사용한다. 주 지표는 SSIM(fastMRI 챌린지 표준</w:t>
+        <w:t xml:space="preserve">NMSE는 문헌 관례에 따라 백분율(nMSE, %)로 표기한다. 손실의 L1 항(마스크 내 평균 절대오차)은 학습용이며 결과 표에는 넣지 않는다. 본문과 결과 표(표 2·표 4·표 5)의 수치는 볼륨 단위 통계로 통일하고, paired 분석(표 3·그림 4)은 슬라이스 단위 차이와 볼륨 단위 검정을 병행한다. 학습 로그의 배치 풀링 수치(슬라이스 단위 평균과 등가)는 학습 곡선(그림 2)과 matched-epoch 비교에만 사용한다. 주 지표는 SSIM(fastMRI 챌린지 표준</w:t>
       </w:r>
       <w:r>
         <w:rPr>
@@ -3928,7 +3928,7 @@
                 <w:sz w:val="16"/>
                 <w:szCs w:val="16"/>
               </w:rPr>
-              <w:t xml:space="preserve">Zero-filled: RSS of the inverse FFT of the undersampled k-space without intensity rescaling. Public fastMRI leaderboard U-Net/E2E-VarNet checkpoints are not listed because they were trained on the train+val split and evaluated under a different protocol (see text).</w:t>
+              <w:t xml:space="preserve">Zero-filled: RSS of the inverse FFT of the undersampled k-space without intensity rescaling. Public models (fastMRI leaderboard U-Net/E2E-VarNet, PromptMR+) are not ranked here because of train+val leakage and protocol mismatch; they are given separately as reference lines in Table 4.</w:t>
             </w:r>
           </w:p>
         </w:tc>
@@ -5384,7 +5384,16 @@
         <w:t xml:space="preserve">[15]</w:t>
       </w:r>
       <w:r>
-        <w:t xml:space="preserve">, 공개 최전선 모델 PromptMR+(train 구획만으로 학습된 공개 가중치, 12-cascade unrolled + 학습형 코일 감도 + DC, 인접 5슬라이스 입력, 92.9M), 원 bi-GRU, 통제 SS2D, 강화 SS2D이고, 슬라이스마다 재구성과 brain mask 내부 절대오차 맵(공통 0–0.10 스케일)을 두 행으로, 마지막 행에는 배경을 드러내기 위해 표시 이득을 4배로 올린 AXT2 슬라이스를 두었다. 모든 방법이 동일한 384² 재-FFT·16코일·R=4 마스크·GT를 받으며, 공개 모델의 출력 스케일이 제각각이므로 표시와 패널 수치 계산 전에 brain mask 내부 슬라이스별 최소제곱 강도 정합을 모든 방법에 똑같이 적용하였다(표 2의 수치는 정합 없이 계산한 것이라 패널 값과 직접 비교하지 않는다). 추론은 CPU fp32로 수행했으며(GPU가 진행 중인 실험에 점유되어 있음), 본 연구 세 모델의 패널 값은 GPU fp16 평가 CSV와 정본 12 슬라이스에서 SSIM 0.003·PSNR 0.3 dB 이내로 일치한다(그림의 AXT2 슬라이스는 소수 넷째 자리까지 동일).</w:t>
+        <w:t xml:space="preserve">, 공개 최전선 모델 PromptMR+</w:t>
+      </w:r>
+      <w:r>
+        <w:rPr>
+          <w:vertAlign w:val="superscript"/>
+        </w:rPr>
+        <w:t xml:space="preserve">[49]</w:t>
+      </w:r>
+      <w:r>
+        <w:t xml:space="preserve">(train 구획만으로 학습된 공개 가중치, 12-cascade unrolled + 학습형 코일 감도 + DC, 인접 5슬라이스 입력, 92.9M), 원 bi-GRU, 통제 SS2D, 강화 SS2D이고, 슬라이스마다 재구성과 brain mask 내부 절대오차 맵(공통 0–0.10 스케일)을 두 행으로, 마지막 행에는 배경을 드러내기 위해 표시 이득을 4배로 올린 AXT2 슬라이스를 두었다. 모든 방법이 동일한 384² 재-FFT·16코일·R=4 마스크·GT를 받으며, 공개 모델의 출력 스케일이 제각각이므로 표시와 패널 수치 계산 전에 brain mask 내부 슬라이스별 최소제곱 강도 정합을 모든 방법에 똑같이 적용하였다(표 2의 수치는 정합 없이 계산한 것이라 패널 값과 직접 비교하지 않는다). 추론은 CPU fp32로 수행했으며(GPU가 진행 중인 실험에 점유되어 있음), 본 연구 세 모델의 패널 값은 GPU fp16 평가 CSV와 정본 12 슬라이스에서 SSIM 0.003·PSNR 0.3 dB 이내로 일치한다(그림의 AXT2 슬라이스는 소수 넷째 자리까지 동일).</w:t>
       </w:r>
     </w:p>
     <w:p>
@@ -5392,7 +5401,7 @@
         <w:pStyle w:val="a4"/>
       </w:pPr>
       <w:r>
-        <w:t xml:space="preserve">세 가지가 읽힌다. 첫째, 통제 SS2D는 세 슬라이스 모두에서 원 bi-GRU보다 PSNR·SSIM이 높고(정본 12 슬라이스에서는 두 지표 각각 11장), 오차 맵의 구조는 두 팔이 비슷하다. 마지막 행에서 bi-GRU 재구성은 두개골 바깥 배경에 수평 방향의 주기적 ringing(줄무늬)을 보이는 반면, SS2D와 강화 SS2D에는 주기적 줄무늬가 없고 저강도의 비주기적 잔여 aliasing 신호(머리 윤곽의 희미한 ghost)만 남는다. 이 차이는 brain mask 밖이라 정량 지표에는 반영되지 않는 정성적 차이로(Ⅲ장 4절의 brain mask 정의 참조), GRU 재구성이 관심영역 밖에서 덜 안정적임을 시사한다. 둘째, 공개 모델은 좌표를 제공한다: PromptMR+는 세 슬라이스에서 39~41 dB·SSIM 0.97~0.98로 나머지 전부를 크게 앞선다(정본 12장 중 SSIM 12장·PSNR 11장에서 최상위). 이는 물리 모델(감도·DC)을 12회 반복하고 인접 5슬라이스의 측정을 함께 입력받는 다른 계열의 결과이며, 본 논문의 직접 도메인 변환 골격은 단일 슬라이스·무DC라는 점에서 입력 정보량과 구조가 다르다 — 그림은 경쟁이 아니라 품질 좌표계 위의 위치를 보이기 위한 것이다. 셋째, train+val로 학습된 leaderboard 가중치(†)는 본 검증셋이 학습 데이터에 포함됨에도 본 프로토콜(384² 재-FFT·16코일)에서는 우세하지 않았다: U-Net†은 정본 12장 전부에서 SS2D보다 낮았고, E2E-VarNet†은 SSIM에서는 12장 중 9장에서 SS2D를 앞섰으나 PSNR에서는 6장에 그쳤으며, 마지막 행에서 보듯 두개골 바깥에 강한 세로 띠 아티팩트를 남겼다(프로토콜 불일치에 따른 domain shift로 해석되며, 이들 역시 참고선일 뿐 순위에 넣지 않는다). 공개 모델의 전체 검증셋 수치는 별도 추론 런으로 확보할 예정이다(Ⅳ장 9절).</w:t>
+        <w:t xml:space="preserve">세 가지가 읽힌다. 첫째, 통제 SS2D는 세 슬라이스 모두에서 원 bi-GRU보다 PSNR·SSIM이 높고(정본 12 슬라이스에서는 두 지표 각각 11장), 오차 맵의 구조는 두 팔이 비슷하다. 마지막 행에서 bi-GRU 재구성은 두개골 바깥 배경에 수평 방향의 주기적 ringing(줄무늬)을 보이는 반면, SS2D와 강화 SS2D에는 주기적 줄무늬가 없고 저강도의 비주기적 잔여 aliasing 신호(머리 윤곽의 희미한 ghost)만 남는다. 이 차이는 brain mask 밖이라 정량 지표에는 반영되지 않는 정성적 차이로(Ⅲ장 4절의 brain mask 정의 참조), GRU 재구성이 관심영역 밖에서 덜 안정적임을 시사한다. 둘째, 공개 모델은 좌표를 제공한다: PromptMR+는 세 슬라이스에서 39~41 dB·SSIM 0.97~0.98로 나머지 전부를 크게 앞선다(정본 12장 중 SSIM 12장·PSNR 11장에서 최상위). 이는 물리 모델(감도·DC)을 12회 반복하고 인접 5슬라이스의 측정을 함께 입력받는 다른 계열의 결과이며, 본 논문의 직접 도메인 변환 골격은 단일 슬라이스·무DC라는 점에서 입력 정보량과 구조가 다르다 — 그림은 경쟁이 아니라 품질 좌표계 위의 위치를 보이기 위한 것이다. 셋째, train+val로 학습된 leaderboard 가중치(†)는 본 검증셋이 학습 데이터에 포함됨에도 본 프로토콜(384² 재-FFT·16코일)에서는 우세하지 않았다: U-Net†은 정본 12장 전부에서 SS2D보다 낮았고, E2E-VarNet†은 SSIM에서는 12장 중 9장에서 SS2D를 앞섰으나 PSNR에서는 6장에 그쳤으며, 마지막 행에서 보듯 두개골 바깥에 강한 세로 띠 아티팩트를 남겼다(프로토콜 불일치에 따른 domain shift로 해석되며, 이들 역시 참고선일 뿐 순위에 넣지 않는다). 공개 모델의 전체 검증셋 수치는 다음 절의 표 4에 제시한다.</w:t>
       </w:r>
     </w:p>
     <w:tbl>
@@ -5518,6 +5527,1609 @@
         <w:t xml:space="preserve">6. </w:t>
       </w:r>
       <w:r>
+        <w:t xml:space="preserve">공개 모델 참고선</w:t>
+      </w:r>
+    </w:p>
+    <w:p>
+      <w:pPr>
+        <w:pStyle w:val="a4"/>
+      </w:pPr>
+      <w:r>
+        <w:t xml:space="preserve">표 4는 그림 3의 공개 참조 모델 세 개를 전체 검증 집합(464 볼륨/7,334 슬라이스)에 대해 본 논문과 같은 프로토콜로 추론한 결과다. 이 표는 순위표가 아니다. U-Net†과 E2E-VarNet†</w:t>
+      </w:r>
+      <w:r>
+        <w:rPr>
+          <w:vertAlign w:val="superscript"/>
+        </w:rPr>
+        <w:t xml:space="preserve">[15]</w:t>
+      </w:r>
+      <w:r>
+        <w:t xml:space="preserve">은 fastMRI leaderboard 공개 가중치로 train+val 구획을 합쳐 학습되어 본 검증셋이 학습 데이터에 포함되고, PromptMR+</w:t>
+      </w:r>
+      <w:r>
+        <w:rPr>
+          <w:vertAlign w:val="superscript"/>
+        </w:rPr>
+        <w:t xml:space="preserve">[49]</w:t>
+      </w:r>
+      <w:r>
+        <w:t xml:space="preserve">는 train 구획만으로 학습된 공개 가중치이나 12-cascade unrolled 구조에 인접 5슬라이스를 입력받는 다른 계열이다. 세 가중치 모두 원 코일 구성으로 학습된 것을 본 프로토콜(384² 재-FFT·16코일 절단)에 그대로 적용했으므로 domain shift가 섞여 있고, 공개 모델의 지표는 brain mask 내부 슬라이스별 최소제곱 강도 정합 후 계산한 값(정합은 공개 모델에만 유리하게 작용할 수 있음)이며 본 연구 세 모델의 행은 정합 없는 표 2의 값이다. 따라서 표 4는 본 논문의 결과가 놓이는 품질 좌표계를 제공할 뿐 우열 판정에는 쓰지 않는다.</w:t>
+      </w:r>
+    </w:p>
+    <w:p>
+      <w:pPr>
+        <w:pStyle w:val="a4"/>
+      </w:pPr>
+      <w:r>
+        <w:t xml:space="preserve">그 좌표 위에서 두 가지가 읽힌다. 첫째, 누수가 있는 leaderboard 가중치가 본 프로토콜에서 통제 SS2D를 일관되게 앞서지는 않는다. U-Net†은 볼륨 SSIM 0.8971, PSNR 30.95 dB로 세 지표 전부에서 원 bi-GRU에도 미치지 못했고(SS2D보다 나은 슬라이스 SSIM 7.7%·PSNR 3.9%), E2E-VarNet†은 SSIM에서는 SS2D를 앞섰으나(0.9181 대 0.9141, 우위 슬라이스 70.8%·볼륨 66.8%, Wilcoxon p&lt;0.001) PSNR은 1.13 dB 낮고(우위 슬라이스 45.5%·볼륨 35.3%, p&lt;0.001) nMSE는 2.6배(표준편차 1.291 %)로 컸다 — 구조 유사도는 유지되나 강도 오차가 슬라이스별로 크게 흔들리는 이 양상은 그림 3 마지막 행의 세로 띠 아티팩트와 함께 프로토콜 불일치(domain shift)의 전형이다. 둘째, PromptMR+는 본 연구의 세 모델을 크게 앞선다 </w:t>
+      </w:r>
+      <w:r>
+        <w:rPr>
+          <w:highlight w:val="yellow"/>
+        </w:rPr>
+        <w:t xml:space="preserve">[TBD: 전체 검증셋 추론 진행 중 — 6,801/7,334 슬라이스 시점(464 볼륨 전부 포함) 중간값 볼륨 SSIM 0.9411 / PSNR 36.15 dB / nMSE 0.527 %; 완주 후 표 4 행과 함께 확정]</w:t>
+      </w:r>
+      <w:r>
+        <w:t xml:space="preserve">. 이 간격은 반복 물리 모델(감도 추정·DC 12회)과 다중 슬라이스 입력이 주는 이득의 크기이며, 단일 슬라이스·무DC 직접 변환 골격에 남은 여지를 정량화한다(Ⅴ장).</w:t>
+      </w:r>
+    </w:p>
+    <w:tbl>
+      <w:tblPr>
+        <w:tblpPr w:leftFromText="0" w:rightFromText="0" w:topFromText="0" w:bottomFromText="170" w:vertAnchor="margin" w:horzAnchor="margin" w:tblpXSpec="center" w:tblpYSpec="top"/>
+        <w:tblOverlap w:val="never"/>
+        <w:tblW w:w="9637" w:type="dxa"/>
+        <w:tblLayout w:type="fixed"/>
+        <w:tblCellMar>
+          <w:left w:w="0" w:type="dxa"/>
+          <w:right w:w="0" w:type="dxa"/>
+        </w:tblCellMar>
+        <w:tblLook w:val="0000" w:firstRow="0" w:lastRow="0" w:firstColumn="0" w:lastColumn="0" w:noHBand="0" w:noVBand="0"/>
+      </w:tblPr>
+      <w:tblGrid>
+        <w:gridCol w:w="9637"/>
+      </w:tblGrid>
+      <w:tr>
+        <w:tc>
+          <w:tcPr>
+            <w:tcW w:w="9637" w:type="dxa"/>
+          </w:tcPr>
+          <w:p>
+            <w:pPr>
+              <w:pStyle w:val="a8"/>
+              <w:tabs>
+                <w:tab w:val="left" w:pos="466"/>
+              </w:tabs>
+            </w:pPr>
+            <w:r>
+              <w:t xml:space="preserve">표</w:t>
+            </w:r>
+            <w:r>
+              <w:tab/>
+            </w:r>
+            <w:r>
+              <w:t xml:space="preserve">4.  </w:t>
+            </w:r>
+            <w:r>
+              <w:t xml:space="preserve">공개 모델 참고선 — 전체 검증 집합(464 볼륨/7,334 슬라이스)을 본 논문과 동일한 프로토콜(384² 재-FFT·16코일·R=4·brain-masked)로 추론한 볼륨 단위 평균±표준편차. 참고선이므로 순위 표시(굵게·밑줄)는 두지 않는다. 마지막 열은 통제 SS2D보다 나은 슬라이스의 비율(SSIM / PSNR, %)</w:t>
+            </w:r>
+          </w:p>
+          <w:p>
+            <w:pPr>
+              <w:pStyle w:val="a8"/>
+              <w:tabs>
+                <w:tab w:val="left" w:pos="466"/>
+              </w:tabs>
+            </w:pPr>
+            <w:r>
+              <w:t xml:space="preserve">Table</w:t>
+            </w:r>
+            <w:r>
+              <w:tab/>
+            </w:r>
+            <w:r>
+              <w:t xml:space="preserve">4.  </w:t>
+            </w:r>
+            <w:r>
+              <w:t xml:space="preserve">Public-model reference lines — full validation set (464 volumes/7,334 slices) inferred under the protocol of this paper (384² re-FFT, 16 coils, R = 4, brain-masked); mean±SD over volumes. Reference only, hence no ranking marks. Last column: fraction of slices on which the method beats the controlled SS2D (SSIM / PSNR, %)</w:t>
+            </w:r>
+          </w:p>
+          <w:tbl>
+            <w:tblPr>
+              <w:tblOverlap w:val="never"/>
+              <w:tblW w:w="9400" w:type="dxa"/>
+              <w:jc w:val="center"/>
+              <w:tblBorders>
+                <w:top w:val="single" w:sz="3" w:space="0" w:color="000000"/>
+                <w:left w:val="single" w:sz="3" w:space="0" w:color="000000"/>
+                <w:bottom w:val="single" w:sz="3" w:space="0" w:color="000000"/>
+                <w:right w:val="single" w:sz="3" w:space="0" w:color="000000"/>
+                <w:insideH w:val="single" w:sz="3" w:space="0" w:color="000000"/>
+                <w:insideV w:val="single" w:sz="3" w:space="0" w:color="000000"/>
+              </w:tblBorders>
+              <w:tblLayout w:type="fixed"/>
+              <w:tblCellMar>
+                <w:left w:w="28" w:type="dxa"/>
+                <w:right w:w="28" w:type="dxa"/>
+              </w:tblCellMar>
+              <w:tblLook w:val="0000" w:firstRow="0" w:lastRow="0" w:firstColumn="0" w:lastColumn="0" w:noHBand="0" w:noVBand="0"/>
+            </w:tblPr>
+            <w:tblGrid>
+              <w:gridCol w:w="1900"/>
+              <w:gridCol w:w="1000"/>
+              <w:gridCol w:w="800"/>
+              <w:gridCol w:w="1400"/>
+              <w:gridCol w:w="1300"/>
+              <w:gridCol w:w="1300"/>
+              <w:gridCol w:w="1700"/>
+            </w:tblGrid>
+            <w:tr>
+              <w:trPr>
+                <w:trHeight w:val="262"/>
+                <w:tblHeader/>
+              </w:trPr>
+              <w:tc>
+                <w:tcPr>
+                  <w:tcW w:w="1900" w:type="dxa"/>
+                  <w:tcBorders>
+                    <w:top w:val="single" w:sz="3" w:space="0" w:color="000000"/>
+                    <w:left w:val="single" w:sz="3" w:space="0" w:color="000000"/>
+                    <w:bottom w:val="single" w:sz="3" w:space="0" w:color="000000"/>
+                    <w:right w:val="single" w:sz="3" w:space="0" w:color="000000"/>
+                  </w:tcBorders>
+                  <w:vAlign w:val="center"/>
+                </w:tcPr>
+                <w:p>
+                  <w:pPr>
+                    <w:pStyle w:val="a3"/>
+                    <w:wordWrap/>
+                    <w:spacing w:after="0" w:line="240" w:lineRule="auto"/>
+                    <w:ind w:firstLine="0"/>
+                    <w:jc w:val="center"/>
+                  </w:pPr>
+                  <w:r>
+                    <w:rPr>
+                      <w:b/>
+                      <w:sz w:val="16"/>
+                      <w:szCs w:val="16"/>
+                    </w:rPr>
+                    <w:t xml:space="preserve">Method</w:t>
+                  </w:r>
+                </w:p>
+              </w:tc>
+              <w:tc>
+                <w:tcPr>
+                  <w:tcW w:w="1000" w:type="dxa"/>
+                  <w:tcBorders>
+                    <w:top w:val="single" w:sz="3" w:space="0" w:color="000000"/>
+                    <w:left w:val="single" w:sz="3" w:space="0" w:color="000000"/>
+                    <w:bottom w:val="single" w:sz="3" w:space="0" w:color="000000"/>
+                    <w:right w:val="single" w:sz="3" w:space="0" w:color="000000"/>
+                  </w:tcBorders>
+                  <w:vAlign w:val="center"/>
+                </w:tcPr>
+                <w:p>
+                  <w:pPr>
+                    <w:pStyle w:val="a3"/>
+                    <w:wordWrap/>
+                    <w:spacing w:after="0" w:line="240" w:lineRule="auto"/>
+                    <w:ind w:firstLine="0"/>
+                    <w:jc w:val="center"/>
+                  </w:pPr>
+                  <w:r>
+                    <w:rPr>
+                      <w:b/>
+                      <w:sz w:val="16"/>
+                      <w:szCs w:val="16"/>
+                    </w:rPr>
+                    <w:t xml:space="preserve">Training split</w:t>
+                  </w:r>
+                </w:p>
+              </w:tc>
+              <w:tc>
+                <w:tcPr>
+                  <w:tcW w:w="800" w:type="dxa"/>
+                  <w:tcBorders>
+                    <w:top w:val="single" w:sz="3" w:space="0" w:color="000000"/>
+                    <w:left w:val="single" w:sz="3" w:space="0" w:color="000000"/>
+                    <w:bottom w:val="single" w:sz="3" w:space="0" w:color="000000"/>
+                    <w:right w:val="single" w:sz="3" w:space="0" w:color="000000"/>
+                  </w:tcBorders>
+                  <w:vAlign w:val="center"/>
+                </w:tcPr>
+                <w:p>
+                  <w:pPr>
+                    <w:pStyle w:val="a3"/>
+                    <w:wordWrap/>
+                    <w:spacing w:after="0" w:line="240" w:lineRule="auto"/>
+                    <w:ind w:firstLine="0"/>
+                    <w:jc w:val="center"/>
+                  </w:pPr>
+                  <w:r>
+                    <w:rPr>
+                      <w:b/>
+                      <w:sz w:val="16"/>
+                      <w:szCs w:val="16"/>
+                    </w:rPr>
+                    <w:t xml:space="preserve">Params (M)</w:t>
+                  </w:r>
+                </w:p>
+              </w:tc>
+              <w:tc>
+                <w:tcPr>
+                  <w:tcW w:w="1400" w:type="dxa"/>
+                  <w:tcBorders>
+                    <w:top w:val="single" w:sz="3" w:space="0" w:color="000000"/>
+                    <w:left w:val="single" w:sz="3" w:space="0" w:color="000000"/>
+                    <w:bottom w:val="single" w:sz="3" w:space="0" w:color="000000"/>
+                    <w:right w:val="single" w:sz="3" w:space="0" w:color="000000"/>
+                  </w:tcBorders>
+                  <w:vAlign w:val="center"/>
+                </w:tcPr>
+                <w:p>
+                  <w:pPr>
+                    <w:pStyle w:val="a3"/>
+                    <w:wordWrap/>
+                    <w:spacing w:after="0" w:line="240" w:lineRule="auto"/>
+                    <w:ind w:firstLine="0"/>
+                    <w:jc w:val="center"/>
+                  </w:pPr>
+                  <w:r>
+                    <w:rPr>
+                      <w:b/>
+                      <w:sz w:val="16"/>
+                      <w:szCs w:val="16"/>
+                    </w:rPr>
+                    <w:t xml:space="preserve">SSIM ↑</w:t>
+                  </w:r>
+                </w:p>
+              </w:tc>
+              <w:tc>
+                <w:tcPr>
+                  <w:tcW w:w="1300" w:type="dxa"/>
+                  <w:tcBorders>
+                    <w:top w:val="single" w:sz="3" w:space="0" w:color="000000"/>
+                    <w:left w:val="single" w:sz="3" w:space="0" w:color="000000"/>
+                    <w:bottom w:val="single" w:sz="3" w:space="0" w:color="000000"/>
+                    <w:right w:val="single" w:sz="3" w:space="0" w:color="000000"/>
+                  </w:tcBorders>
+                  <w:vAlign w:val="center"/>
+                </w:tcPr>
+                <w:p>
+                  <w:pPr>
+                    <w:pStyle w:val="a3"/>
+                    <w:wordWrap/>
+                    <w:spacing w:after="0" w:line="240" w:lineRule="auto"/>
+                    <w:ind w:firstLine="0"/>
+                    <w:jc w:val="center"/>
+                  </w:pPr>
+                  <w:r>
+                    <w:rPr>
+                      <w:b/>
+                      <w:sz w:val="16"/>
+                      <w:szCs w:val="16"/>
+                    </w:rPr>
+                    <w:t xml:space="preserve">PSNR (dB) ↑</w:t>
+                  </w:r>
+                </w:p>
+              </w:tc>
+              <w:tc>
+                <w:tcPr>
+                  <w:tcW w:w="1300" w:type="dxa"/>
+                  <w:tcBorders>
+                    <w:top w:val="single" w:sz="3" w:space="0" w:color="000000"/>
+                    <w:left w:val="single" w:sz="3" w:space="0" w:color="000000"/>
+                    <w:bottom w:val="single" w:sz="3" w:space="0" w:color="000000"/>
+                    <w:right w:val="single" w:sz="3" w:space="0" w:color="000000"/>
+                  </w:tcBorders>
+                  <w:vAlign w:val="center"/>
+                </w:tcPr>
+                <w:p>
+                  <w:pPr>
+                    <w:pStyle w:val="a3"/>
+                    <w:wordWrap/>
+                    <w:spacing w:after="0" w:line="240" w:lineRule="auto"/>
+                    <w:ind w:firstLine="0"/>
+                    <w:jc w:val="center"/>
+                  </w:pPr>
+                  <w:r>
+                    <w:rPr>
+                      <w:b/>
+                      <w:sz w:val="16"/>
+                      <w:szCs w:val="16"/>
+                    </w:rPr>
+                    <w:t xml:space="preserve">nMSE (%) ↓</w:t>
+                  </w:r>
+                </w:p>
+              </w:tc>
+              <w:tc>
+                <w:tcPr>
+                  <w:tcW w:w="1700" w:type="dxa"/>
+                  <w:tcBorders>
+                    <w:top w:val="single" w:sz="3" w:space="0" w:color="000000"/>
+                    <w:left w:val="single" w:sz="3" w:space="0" w:color="000000"/>
+                    <w:bottom w:val="single" w:sz="3" w:space="0" w:color="000000"/>
+                    <w:right w:val="single" w:sz="3" w:space="0" w:color="000000"/>
+                  </w:tcBorders>
+                  <w:vAlign w:val="center"/>
+                </w:tcPr>
+                <w:p>
+                  <w:pPr>
+                    <w:pStyle w:val="a3"/>
+                    <w:wordWrap/>
+                    <w:spacing w:after="0" w:line="240" w:lineRule="auto"/>
+                    <w:ind w:firstLine="0"/>
+                    <w:jc w:val="center"/>
+                  </w:pPr>
+                  <w:r>
+                    <w:rPr>
+                      <w:b/>
+                      <w:sz w:val="16"/>
+                      <w:szCs w:val="16"/>
+                    </w:rPr>
+                    <w:t xml:space="preserve">Favoring vs. SS2D (%) SSIM / PSNR</w:t>
+                  </w:r>
+                </w:p>
+              </w:tc>
+            </w:tr>
+            <w:tr>
+              <w:trPr>
+                <w:trHeight w:val="262"/>
+              </w:trPr>
+              <w:tc>
+                <w:tcPr>
+                  <w:tcW w:w="1900" w:type="dxa"/>
+                  <w:tcBorders>
+                    <w:top w:val="single" w:sz="3" w:space="0" w:color="000000"/>
+                    <w:left w:val="single" w:sz="3" w:space="0" w:color="000000"/>
+                    <w:bottom w:val="single" w:sz="3" w:space="0" w:color="000000"/>
+                    <w:right w:val="single" w:sz="3" w:space="0" w:color="000000"/>
+                  </w:tcBorders>
+                  <w:vAlign w:val="center"/>
+                </w:tcPr>
+                <w:p>
+                  <w:pPr>
+                    <w:pStyle w:val="a3"/>
+                    <w:wordWrap/>
+                    <w:spacing w:after="0" w:line="240" w:lineRule="auto"/>
+                    <w:ind w:firstLine="0"/>
+                    <w:jc w:val="center"/>
+                  </w:pPr>
+                  <w:r>
+                    <w:rPr>
+                      <w:sz w:val="16"/>
+                      <w:szCs w:val="16"/>
+                    </w:rPr>
+                    <w:t xml:space="preserve">U-Net†</w:t>
+                  </w:r>
+                </w:p>
+              </w:tc>
+              <w:tc>
+                <w:tcPr>
+                  <w:tcW w:w="1000" w:type="dxa"/>
+                  <w:tcBorders>
+                    <w:top w:val="single" w:sz="3" w:space="0" w:color="000000"/>
+                    <w:left w:val="single" w:sz="3" w:space="0" w:color="000000"/>
+                    <w:bottom w:val="single" w:sz="3" w:space="0" w:color="000000"/>
+                    <w:right w:val="single" w:sz="3" w:space="0" w:color="000000"/>
+                  </w:tcBorders>
+                  <w:vAlign w:val="center"/>
+                </w:tcPr>
+                <w:p>
+                  <w:pPr>
+                    <w:pStyle w:val="a3"/>
+                    <w:wordWrap/>
+                    <w:spacing w:after="0" w:line="240" w:lineRule="auto"/>
+                    <w:ind w:firstLine="0"/>
+                    <w:jc w:val="center"/>
+                  </w:pPr>
+                  <w:r>
+                    <w:rPr>
+                      <w:sz w:val="16"/>
+                      <w:szCs w:val="16"/>
+                    </w:rPr>
+                    <w:t xml:space="preserve">train+val</w:t>
+                  </w:r>
+                </w:p>
+              </w:tc>
+              <w:tc>
+                <w:tcPr>
+                  <w:tcW w:w="800" w:type="dxa"/>
+                  <w:tcBorders>
+                    <w:top w:val="single" w:sz="3" w:space="0" w:color="000000"/>
+                    <w:left w:val="single" w:sz="3" w:space="0" w:color="000000"/>
+                    <w:bottom w:val="single" w:sz="3" w:space="0" w:color="000000"/>
+                    <w:right w:val="single" w:sz="3" w:space="0" w:color="000000"/>
+                  </w:tcBorders>
+                  <w:vAlign w:val="center"/>
+                </w:tcPr>
+                <w:p>
+                  <w:pPr>
+                    <w:pStyle w:val="a3"/>
+                    <w:wordWrap/>
+                    <w:spacing w:after="0" w:line="240" w:lineRule="auto"/>
+                    <w:ind w:firstLine="0"/>
+                    <w:jc w:val="center"/>
+                  </w:pPr>
+                  <w:r>
+                    <w:rPr>
+                      <w:sz w:val="16"/>
+                      <w:szCs w:val="16"/>
+                    </w:rPr>
+                    <w:t xml:space="preserve">496</w:t>
+                  </w:r>
+                </w:p>
+              </w:tc>
+              <w:tc>
+                <w:tcPr>
+                  <w:tcW w:w="1400" w:type="dxa"/>
+                  <w:tcBorders>
+                    <w:top w:val="single" w:sz="3" w:space="0" w:color="000000"/>
+                    <w:left w:val="single" w:sz="3" w:space="0" w:color="000000"/>
+                    <w:bottom w:val="single" w:sz="3" w:space="0" w:color="000000"/>
+                    <w:right w:val="single" w:sz="3" w:space="0" w:color="000000"/>
+                  </w:tcBorders>
+                  <w:vAlign w:val="center"/>
+                </w:tcPr>
+                <w:p>
+                  <w:pPr>
+                    <w:pStyle w:val="a3"/>
+                    <w:wordWrap/>
+                    <w:spacing w:after="0" w:line="240" w:lineRule="auto"/>
+                    <w:ind w:firstLine="0"/>
+                    <w:jc w:val="center"/>
+                  </w:pPr>
+                  <w:r>
+                    <w:rPr>
+                      <w:sz w:val="16"/>
+                      <w:szCs w:val="16"/>
+                    </w:rPr>
+                    <w:t xml:space="preserve">0.8971±0.0366</w:t>
+                  </w:r>
+                </w:p>
+              </w:tc>
+              <w:tc>
+                <w:tcPr>
+                  <w:tcW w:w="1300" w:type="dxa"/>
+                  <w:tcBorders>
+                    <w:top w:val="single" w:sz="3" w:space="0" w:color="000000"/>
+                    <w:left w:val="single" w:sz="3" w:space="0" w:color="000000"/>
+                    <w:bottom w:val="single" w:sz="3" w:space="0" w:color="000000"/>
+                    <w:right w:val="single" w:sz="3" w:space="0" w:color="000000"/>
+                  </w:tcBorders>
+                  <w:vAlign w:val="center"/>
+                </w:tcPr>
+                <w:p>
+                  <w:pPr>
+                    <w:pStyle w:val="a3"/>
+                    <w:wordWrap/>
+                    <w:spacing w:after="0" w:line="240" w:lineRule="auto"/>
+                    <w:ind w:firstLine="0"/>
+                    <w:jc w:val="center"/>
+                  </w:pPr>
+                  <w:r>
+                    <w:rPr>
+                      <w:sz w:val="16"/>
+                      <w:szCs w:val="16"/>
+                    </w:rPr>
+                    <w:t xml:space="preserve">30.95±2.29</w:t>
+                  </w:r>
+                </w:p>
+              </w:tc>
+              <w:tc>
+                <w:tcPr>
+                  <w:tcW w:w="1300" w:type="dxa"/>
+                  <w:tcBorders>
+                    <w:top w:val="single" w:sz="3" w:space="0" w:color="000000"/>
+                    <w:left w:val="single" w:sz="3" w:space="0" w:color="000000"/>
+                    <w:bottom w:val="single" w:sz="3" w:space="0" w:color="000000"/>
+                    <w:right w:val="single" w:sz="3" w:space="0" w:color="000000"/>
+                  </w:tcBorders>
+                  <w:vAlign w:val="center"/>
+                </w:tcPr>
+                <w:p>
+                  <w:pPr>
+                    <w:pStyle w:val="a3"/>
+                    <w:wordWrap/>
+                    <w:spacing w:after="0" w:line="240" w:lineRule="auto"/>
+                    <w:ind w:firstLine="0"/>
+                    <w:jc w:val="center"/>
+                  </w:pPr>
+                  <w:r>
+                    <w:rPr>
+                      <w:sz w:val="16"/>
+                      <w:szCs w:val="16"/>
+                    </w:rPr>
+                    <w:t xml:space="preserve">0.973±0.796</w:t>
+                  </w:r>
+                </w:p>
+              </w:tc>
+              <w:tc>
+                <w:tcPr>
+                  <w:tcW w:w="1700" w:type="dxa"/>
+                  <w:tcBorders>
+                    <w:top w:val="single" w:sz="3" w:space="0" w:color="000000"/>
+                    <w:left w:val="single" w:sz="3" w:space="0" w:color="000000"/>
+                    <w:bottom w:val="single" w:sz="3" w:space="0" w:color="000000"/>
+                    <w:right w:val="single" w:sz="3" w:space="0" w:color="000000"/>
+                  </w:tcBorders>
+                  <w:vAlign w:val="center"/>
+                </w:tcPr>
+                <w:p>
+                  <w:pPr>
+                    <w:pStyle w:val="a3"/>
+                    <w:wordWrap/>
+                    <w:spacing w:after="0" w:line="240" w:lineRule="auto"/>
+                    <w:ind w:firstLine="0"/>
+                    <w:jc w:val="center"/>
+                  </w:pPr>
+                  <w:r>
+                    <w:rPr>
+                      <w:sz w:val="16"/>
+                      <w:szCs w:val="16"/>
+                    </w:rPr>
+                    <w:t xml:space="preserve">7.7 / 3.9</w:t>
+                  </w:r>
+                </w:p>
+              </w:tc>
+            </w:tr>
+            <w:tr>
+              <w:trPr>
+                <w:trHeight w:val="262"/>
+              </w:trPr>
+              <w:tc>
+                <w:tcPr>
+                  <w:tcW w:w="1900" w:type="dxa"/>
+                  <w:tcBorders>
+                    <w:top w:val="single" w:sz="3" w:space="0" w:color="000000"/>
+                    <w:left w:val="single" w:sz="3" w:space="0" w:color="000000"/>
+                    <w:bottom w:val="single" w:sz="3" w:space="0" w:color="000000"/>
+                    <w:right w:val="single" w:sz="3" w:space="0" w:color="000000"/>
+                  </w:tcBorders>
+                  <w:vAlign w:val="center"/>
+                </w:tcPr>
+                <w:p>
+                  <w:pPr>
+                    <w:pStyle w:val="a3"/>
+                    <w:wordWrap/>
+                    <w:spacing w:after="0" w:line="240" w:lineRule="auto"/>
+                    <w:ind w:firstLine="0"/>
+                    <w:jc w:val="center"/>
+                  </w:pPr>
+                  <w:r>
+                    <w:rPr>
+                      <w:sz w:val="16"/>
+                      <w:szCs w:val="16"/>
+                    </w:rPr>
+                    <w:t xml:space="preserve">E2E-VarNet†</w:t>
+                  </w:r>
+                </w:p>
+              </w:tc>
+              <w:tc>
+                <w:tcPr>
+                  <w:tcW w:w="1000" w:type="dxa"/>
+                  <w:tcBorders>
+                    <w:top w:val="single" w:sz="3" w:space="0" w:color="000000"/>
+                    <w:left w:val="single" w:sz="3" w:space="0" w:color="000000"/>
+                    <w:bottom w:val="single" w:sz="3" w:space="0" w:color="000000"/>
+                    <w:right w:val="single" w:sz="3" w:space="0" w:color="000000"/>
+                  </w:tcBorders>
+                  <w:vAlign w:val="center"/>
+                </w:tcPr>
+                <w:p>
+                  <w:pPr>
+                    <w:pStyle w:val="a3"/>
+                    <w:wordWrap/>
+                    <w:spacing w:after="0" w:line="240" w:lineRule="auto"/>
+                    <w:ind w:firstLine="0"/>
+                    <w:jc w:val="center"/>
+                  </w:pPr>
+                  <w:r>
+                    <w:rPr>
+                      <w:sz w:val="16"/>
+                      <w:szCs w:val="16"/>
+                    </w:rPr>
+                    <w:t xml:space="preserve">train+val</w:t>
+                  </w:r>
+                </w:p>
+              </w:tc>
+              <w:tc>
+                <w:tcPr>
+                  <w:tcW w:w="800" w:type="dxa"/>
+                  <w:tcBorders>
+                    <w:top w:val="single" w:sz="3" w:space="0" w:color="000000"/>
+                    <w:left w:val="single" w:sz="3" w:space="0" w:color="000000"/>
+                    <w:bottom w:val="single" w:sz="3" w:space="0" w:color="000000"/>
+                    <w:right w:val="single" w:sz="3" w:space="0" w:color="000000"/>
+                  </w:tcBorders>
+                  <w:vAlign w:val="center"/>
+                </w:tcPr>
+                <w:p>
+                  <w:pPr>
+                    <w:pStyle w:val="a3"/>
+                    <w:wordWrap/>
+                    <w:spacing w:after="0" w:line="240" w:lineRule="auto"/>
+                    <w:ind w:firstLine="0"/>
+                    <w:jc w:val="center"/>
+                  </w:pPr>
+                  <w:r>
+                    <w:rPr>
+                      <w:sz w:val="16"/>
+                      <w:szCs w:val="16"/>
+                    </w:rPr>
+                    <w:t xml:space="preserve">30</w:t>
+                  </w:r>
+                </w:p>
+              </w:tc>
+              <w:tc>
+                <w:tcPr>
+                  <w:tcW w:w="1400" w:type="dxa"/>
+                  <w:tcBorders>
+                    <w:top w:val="single" w:sz="3" w:space="0" w:color="000000"/>
+                    <w:left w:val="single" w:sz="3" w:space="0" w:color="000000"/>
+                    <w:bottom w:val="single" w:sz="3" w:space="0" w:color="000000"/>
+                    <w:right w:val="single" w:sz="3" w:space="0" w:color="000000"/>
+                  </w:tcBorders>
+                  <w:vAlign w:val="center"/>
+                </w:tcPr>
+                <w:p>
+                  <w:pPr>
+                    <w:pStyle w:val="a3"/>
+                    <w:wordWrap/>
+                    <w:spacing w:after="0" w:line="240" w:lineRule="auto"/>
+                    <w:ind w:firstLine="0"/>
+                    <w:jc w:val="center"/>
+                  </w:pPr>
+                  <w:r>
+                    <w:rPr>
+                      <w:sz w:val="16"/>
+                      <w:szCs w:val="16"/>
+                    </w:rPr>
+                    <w:t xml:space="preserve">0.9181±0.0386</w:t>
+                  </w:r>
+                </w:p>
+              </w:tc>
+              <w:tc>
+                <w:tcPr>
+                  <w:tcW w:w="1300" w:type="dxa"/>
+                  <w:tcBorders>
+                    <w:top w:val="single" w:sz="3" w:space="0" w:color="000000"/>
+                    <w:left w:val="single" w:sz="3" w:space="0" w:color="000000"/>
+                    <w:bottom w:val="single" w:sz="3" w:space="0" w:color="000000"/>
+                    <w:right w:val="single" w:sz="3" w:space="0" w:color="000000"/>
+                  </w:tcBorders>
+                  <w:vAlign w:val="center"/>
+                </w:tcPr>
+                <w:p>
+                  <w:pPr>
+                    <w:pStyle w:val="a3"/>
+                    <w:wordWrap/>
+                    <w:spacing w:after="0" w:line="240" w:lineRule="auto"/>
+                    <w:ind w:firstLine="0"/>
+                    <w:jc w:val="center"/>
+                  </w:pPr>
+                  <w:r>
+                    <w:rPr>
+                      <w:sz w:val="16"/>
+                      <w:szCs w:val="16"/>
+                    </w:rPr>
+                    <w:t xml:space="preserve">32.78±3.21</w:t>
+                  </w:r>
+                </w:p>
+              </w:tc>
+              <w:tc>
+                <w:tcPr>
+                  <w:tcW w:w="1300" w:type="dxa"/>
+                  <w:tcBorders>
+                    <w:top w:val="single" w:sz="3" w:space="0" w:color="000000"/>
+                    <w:left w:val="single" w:sz="3" w:space="0" w:color="000000"/>
+                    <w:bottom w:val="single" w:sz="3" w:space="0" w:color="000000"/>
+                    <w:right w:val="single" w:sz="3" w:space="0" w:color="000000"/>
+                  </w:tcBorders>
+                  <w:vAlign w:val="center"/>
+                </w:tcPr>
+                <w:p>
+                  <w:pPr>
+                    <w:pStyle w:val="a3"/>
+                    <w:wordWrap/>
+                    <w:spacing w:after="0" w:line="240" w:lineRule="auto"/>
+                    <w:ind w:firstLine="0"/>
+                    <w:jc w:val="center"/>
+                  </w:pPr>
+                  <w:r>
+                    <w:rPr>
+                      <w:sz w:val="16"/>
+                      <w:szCs w:val="16"/>
+                    </w:rPr>
+                    <w:t xml:space="preserve">1.133±1.291</w:t>
+                  </w:r>
+                </w:p>
+              </w:tc>
+              <w:tc>
+                <w:tcPr>
+                  <w:tcW w:w="1700" w:type="dxa"/>
+                  <w:tcBorders>
+                    <w:top w:val="single" w:sz="3" w:space="0" w:color="000000"/>
+                    <w:left w:val="single" w:sz="3" w:space="0" w:color="000000"/>
+                    <w:bottom w:val="single" w:sz="3" w:space="0" w:color="000000"/>
+                    <w:right w:val="single" w:sz="3" w:space="0" w:color="000000"/>
+                  </w:tcBorders>
+                  <w:vAlign w:val="center"/>
+                </w:tcPr>
+                <w:p>
+                  <w:pPr>
+                    <w:pStyle w:val="a3"/>
+                    <w:wordWrap/>
+                    <w:spacing w:after="0" w:line="240" w:lineRule="auto"/>
+                    <w:ind w:firstLine="0"/>
+                    <w:jc w:val="center"/>
+                  </w:pPr>
+                  <w:r>
+                    <w:rPr>
+                      <w:sz w:val="16"/>
+                      <w:szCs w:val="16"/>
+                    </w:rPr>
+                    <w:t xml:space="preserve">70.8 / 45.5</w:t>
+                  </w:r>
+                </w:p>
+              </w:tc>
+            </w:tr>
+            <w:tr>
+              <w:trPr>
+                <w:trHeight w:val="262"/>
+              </w:trPr>
+              <w:tc>
+                <w:tcPr>
+                  <w:tcW w:w="1900" w:type="dxa"/>
+                  <w:tcBorders>
+                    <w:top w:val="single" w:sz="3" w:space="0" w:color="000000"/>
+                    <w:left w:val="single" w:sz="3" w:space="0" w:color="000000"/>
+                    <w:bottom w:val="single" w:sz="3" w:space="0" w:color="000000"/>
+                    <w:right w:val="single" w:sz="3" w:space="0" w:color="000000"/>
+                  </w:tcBorders>
+                  <w:vAlign w:val="center"/>
+                </w:tcPr>
+                <w:p>
+                  <w:pPr>
+                    <w:pStyle w:val="a3"/>
+                    <w:wordWrap/>
+                    <w:spacing w:after="0" w:line="240" w:lineRule="auto"/>
+                    <w:ind w:firstLine="0"/>
+                    <w:jc w:val="center"/>
+                  </w:pPr>
+                  <w:r>
+                    <w:rPr>
+                      <w:sz w:val="16"/>
+                      <w:szCs w:val="16"/>
+                    </w:rPr>
+                    <w:t xml:space="preserve">PromptMR+</w:t>
+                  </w:r>
+                </w:p>
+              </w:tc>
+              <w:tc>
+                <w:tcPr>
+                  <w:tcW w:w="1000" w:type="dxa"/>
+                  <w:tcBorders>
+                    <w:top w:val="single" w:sz="3" w:space="0" w:color="000000"/>
+                    <w:left w:val="single" w:sz="3" w:space="0" w:color="000000"/>
+                    <w:bottom w:val="single" w:sz="3" w:space="0" w:color="000000"/>
+                    <w:right w:val="single" w:sz="3" w:space="0" w:color="000000"/>
+                  </w:tcBorders>
+                  <w:vAlign w:val="center"/>
+                </w:tcPr>
+                <w:p>
+                  <w:pPr>
+                    <w:pStyle w:val="a3"/>
+                    <w:wordWrap/>
+                    <w:spacing w:after="0" w:line="240" w:lineRule="auto"/>
+                    <w:ind w:firstLine="0"/>
+                    <w:jc w:val="center"/>
+                  </w:pPr>
+                  <w:r>
+                    <w:rPr>
+                      <w:sz w:val="16"/>
+                      <w:szCs w:val="16"/>
+                    </w:rPr>
+                    <w:t xml:space="preserve">train</w:t>
+                  </w:r>
+                </w:p>
+              </w:tc>
+              <w:tc>
+                <w:tcPr>
+                  <w:tcW w:w="800" w:type="dxa"/>
+                  <w:tcBorders>
+                    <w:top w:val="single" w:sz="3" w:space="0" w:color="000000"/>
+                    <w:left w:val="single" w:sz="3" w:space="0" w:color="000000"/>
+                    <w:bottom w:val="single" w:sz="3" w:space="0" w:color="000000"/>
+                    <w:right w:val="single" w:sz="3" w:space="0" w:color="000000"/>
+                  </w:tcBorders>
+                  <w:vAlign w:val="center"/>
+                </w:tcPr>
+                <w:p>
+                  <w:pPr>
+                    <w:pStyle w:val="a3"/>
+                    <w:wordWrap/>
+                    <w:spacing w:after="0" w:line="240" w:lineRule="auto"/>
+                    <w:ind w:firstLine="0"/>
+                    <w:jc w:val="center"/>
+                  </w:pPr>
+                  <w:r>
+                    <w:rPr>
+                      <w:sz w:val="16"/>
+                      <w:szCs w:val="16"/>
+                    </w:rPr>
+                    <w:t xml:space="preserve">93</w:t>
+                  </w:r>
+                </w:p>
+              </w:tc>
+              <w:tc>
+                <w:tcPr>
+                  <w:tcW w:w="1400" w:type="dxa"/>
+                  <w:tcBorders>
+                    <w:top w:val="single" w:sz="3" w:space="0" w:color="000000"/>
+                    <w:left w:val="single" w:sz="3" w:space="0" w:color="000000"/>
+                    <w:bottom w:val="single" w:sz="3" w:space="0" w:color="000000"/>
+                    <w:right w:val="single" w:sz="3" w:space="0" w:color="000000"/>
+                  </w:tcBorders>
+                  <w:vAlign w:val="center"/>
+                </w:tcPr>
+                <w:p>
+                  <w:pPr>
+                    <w:pStyle w:val="a3"/>
+                    <w:wordWrap/>
+                    <w:spacing w:after="0" w:line="240" w:lineRule="auto"/>
+                    <w:ind w:firstLine="0"/>
+                    <w:jc w:val="center"/>
+                  </w:pPr>
+                  <w:r>
+                    <w:rPr>
+                      <w:sz w:val="16"/>
+                      <w:szCs w:val="16"/>
+                      <w:highlight w:val="yellow"/>
+                    </w:rPr>
+                    <w:t xml:space="preserve">[TBD]</w:t>
+                  </w:r>
+                </w:p>
+              </w:tc>
+              <w:tc>
+                <w:tcPr>
+                  <w:tcW w:w="1300" w:type="dxa"/>
+                  <w:tcBorders>
+                    <w:top w:val="single" w:sz="3" w:space="0" w:color="000000"/>
+                    <w:left w:val="single" w:sz="3" w:space="0" w:color="000000"/>
+                    <w:bottom w:val="single" w:sz="3" w:space="0" w:color="000000"/>
+                    <w:right w:val="single" w:sz="3" w:space="0" w:color="000000"/>
+                  </w:tcBorders>
+                  <w:vAlign w:val="center"/>
+                </w:tcPr>
+                <w:p>
+                  <w:pPr>
+                    <w:pStyle w:val="a3"/>
+                    <w:wordWrap/>
+                    <w:spacing w:after="0" w:line="240" w:lineRule="auto"/>
+                    <w:ind w:firstLine="0"/>
+                    <w:jc w:val="center"/>
+                  </w:pPr>
+                  <w:r>
+                    <w:rPr>
+                      <w:sz w:val="16"/>
+                      <w:szCs w:val="16"/>
+                      <w:highlight w:val="yellow"/>
+                    </w:rPr>
+                    <w:t xml:space="preserve">[TBD]</w:t>
+                  </w:r>
+                </w:p>
+              </w:tc>
+              <w:tc>
+                <w:tcPr>
+                  <w:tcW w:w="1300" w:type="dxa"/>
+                  <w:tcBorders>
+                    <w:top w:val="single" w:sz="3" w:space="0" w:color="000000"/>
+                    <w:left w:val="single" w:sz="3" w:space="0" w:color="000000"/>
+                    <w:bottom w:val="single" w:sz="3" w:space="0" w:color="000000"/>
+                    <w:right w:val="single" w:sz="3" w:space="0" w:color="000000"/>
+                  </w:tcBorders>
+                  <w:vAlign w:val="center"/>
+                </w:tcPr>
+                <w:p>
+                  <w:pPr>
+                    <w:pStyle w:val="a3"/>
+                    <w:wordWrap/>
+                    <w:spacing w:after="0" w:line="240" w:lineRule="auto"/>
+                    <w:ind w:firstLine="0"/>
+                    <w:jc w:val="center"/>
+                  </w:pPr>
+                  <w:r>
+                    <w:rPr>
+                      <w:sz w:val="16"/>
+                      <w:szCs w:val="16"/>
+                      <w:highlight w:val="yellow"/>
+                    </w:rPr>
+                    <w:t xml:space="preserve">[TBD]</w:t>
+                  </w:r>
+                </w:p>
+              </w:tc>
+              <w:tc>
+                <w:tcPr>
+                  <w:tcW w:w="1700" w:type="dxa"/>
+                  <w:tcBorders>
+                    <w:top w:val="single" w:sz="3" w:space="0" w:color="000000"/>
+                    <w:left w:val="single" w:sz="3" w:space="0" w:color="000000"/>
+                    <w:bottom w:val="single" w:sz="3" w:space="0" w:color="000000"/>
+                    <w:right w:val="single" w:sz="3" w:space="0" w:color="000000"/>
+                  </w:tcBorders>
+                  <w:vAlign w:val="center"/>
+                </w:tcPr>
+                <w:p>
+                  <w:pPr>
+                    <w:pStyle w:val="a3"/>
+                    <w:wordWrap/>
+                    <w:spacing w:after="0" w:line="240" w:lineRule="auto"/>
+                    <w:ind w:firstLine="0"/>
+                    <w:jc w:val="center"/>
+                  </w:pPr>
+                  <w:r>
+                    <w:rPr>
+                      <w:sz w:val="16"/>
+                      <w:szCs w:val="16"/>
+                      <w:highlight w:val="yellow"/>
+                    </w:rPr>
+                    <w:t xml:space="preserve">[TBD]</w:t>
+                  </w:r>
+                </w:p>
+              </w:tc>
+            </w:tr>
+            <w:tr>
+              <w:trPr>
+                <w:trHeight w:val="262"/>
+              </w:trPr>
+              <w:tc>
+                <w:tcPr>
+                  <w:tcW w:w="1900" w:type="dxa"/>
+                  <w:tcBorders>
+                    <w:top w:val="single" w:sz="3" w:space="0" w:color="000000"/>
+                    <w:left w:val="single" w:sz="3" w:space="0" w:color="000000"/>
+                    <w:bottom w:val="single" w:sz="3" w:space="0" w:color="000000"/>
+                    <w:right w:val="single" w:sz="3" w:space="0" w:color="000000"/>
+                  </w:tcBorders>
+                  <w:vAlign w:val="center"/>
+                </w:tcPr>
+                <w:p>
+                  <w:pPr>
+                    <w:pStyle w:val="a3"/>
+                    <w:wordWrap/>
+                    <w:spacing w:after="0" w:line="240" w:lineRule="auto"/>
+                    <w:ind w:firstLine="0"/>
+                    <w:jc w:val="center"/>
+                  </w:pPr>
+                  <w:r>
+                    <w:rPr>
+                      <w:sz w:val="16"/>
+                      <w:szCs w:val="16"/>
+                    </w:rPr>
+                    <w:t xml:space="preserve">bi-GRU (original)</w:t>
+                  </w:r>
+                </w:p>
+              </w:tc>
+              <w:tc>
+                <w:tcPr>
+                  <w:tcW w:w="1000" w:type="dxa"/>
+                  <w:tcBorders>
+                    <w:top w:val="single" w:sz="3" w:space="0" w:color="000000"/>
+                    <w:left w:val="single" w:sz="3" w:space="0" w:color="000000"/>
+                    <w:bottom w:val="single" w:sz="3" w:space="0" w:color="000000"/>
+                    <w:right w:val="single" w:sz="3" w:space="0" w:color="000000"/>
+                  </w:tcBorders>
+                  <w:vAlign w:val="center"/>
+                </w:tcPr>
+                <w:p>
+                  <w:pPr>
+                    <w:pStyle w:val="a3"/>
+                    <w:wordWrap/>
+                    <w:spacing w:after="0" w:line="240" w:lineRule="auto"/>
+                    <w:ind w:firstLine="0"/>
+                    <w:jc w:val="center"/>
+                  </w:pPr>
+                  <w:r>
+                    <w:rPr>
+                      <w:sz w:val="16"/>
+                      <w:szCs w:val="16"/>
+                    </w:rPr>
+                    <w:t xml:space="preserve">train</w:t>
+                  </w:r>
+                </w:p>
+              </w:tc>
+              <w:tc>
+                <w:tcPr>
+                  <w:tcW w:w="800" w:type="dxa"/>
+                  <w:tcBorders>
+                    <w:top w:val="single" w:sz="3" w:space="0" w:color="000000"/>
+                    <w:left w:val="single" w:sz="3" w:space="0" w:color="000000"/>
+                    <w:bottom w:val="single" w:sz="3" w:space="0" w:color="000000"/>
+                    <w:right w:val="single" w:sz="3" w:space="0" w:color="000000"/>
+                  </w:tcBorders>
+                  <w:vAlign w:val="center"/>
+                </w:tcPr>
+                <w:p>
+                  <w:pPr>
+                    <w:pStyle w:val="a3"/>
+                    <w:wordWrap/>
+                    <w:spacing w:after="0" w:line="240" w:lineRule="auto"/>
+                    <w:ind w:firstLine="0"/>
+                    <w:jc w:val="center"/>
+                  </w:pPr>
+                  <w:r>
+                    <w:rPr>
+                      <w:sz w:val="16"/>
+                      <w:szCs w:val="16"/>
+                    </w:rPr>
+                    <w:t xml:space="preserve">668</w:t>
+                  </w:r>
+                </w:p>
+              </w:tc>
+              <w:tc>
+                <w:tcPr>
+                  <w:tcW w:w="1400" w:type="dxa"/>
+                  <w:tcBorders>
+                    <w:top w:val="single" w:sz="3" w:space="0" w:color="000000"/>
+                    <w:left w:val="single" w:sz="3" w:space="0" w:color="000000"/>
+                    <w:bottom w:val="single" w:sz="3" w:space="0" w:color="000000"/>
+                    <w:right w:val="single" w:sz="3" w:space="0" w:color="000000"/>
+                  </w:tcBorders>
+                  <w:vAlign w:val="center"/>
+                </w:tcPr>
+                <w:p>
+                  <w:pPr>
+                    <w:pStyle w:val="a3"/>
+                    <w:wordWrap/>
+                    <w:spacing w:after="0" w:line="240" w:lineRule="auto"/>
+                    <w:ind w:firstLine="0"/>
+                    <w:jc w:val="center"/>
+                  </w:pPr>
+                  <w:r>
+                    <w:rPr>
+                      <w:sz w:val="16"/>
+                      <w:szCs w:val="16"/>
+                    </w:rPr>
+                    <w:t xml:space="preserve">0.9127±0.0366</w:t>
+                  </w:r>
+                </w:p>
+              </w:tc>
+              <w:tc>
+                <w:tcPr>
+                  <w:tcW w:w="1300" w:type="dxa"/>
+                  <w:tcBorders>
+                    <w:top w:val="single" w:sz="3" w:space="0" w:color="000000"/>
+                    <w:left w:val="single" w:sz="3" w:space="0" w:color="000000"/>
+                    <w:bottom w:val="single" w:sz="3" w:space="0" w:color="000000"/>
+                    <w:right w:val="single" w:sz="3" w:space="0" w:color="000000"/>
+                  </w:tcBorders>
+                  <w:vAlign w:val="center"/>
+                </w:tcPr>
+                <w:p>
+                  <w:pPr>
+                    <w:pStyle w:val="a3"/>
+                    <w:wordWrap/>
+                    <w:spacing w:after="0" w:line="240" w:lineRule="auto"/>
+                    <w:ind w:firstLine="0"/>
+                    <w:jc w:val="center"/>
+                  </w:pPr>
+                  <w:r>
+                    <w:rPr>
+                      <w:sz w:val="16"/>
+                      <w:szCs w:val="16"/>
+                    </w:rPr>
+                    <w:t xml:space="preserve">33.78±1.86</w:t>
+                  </w:r>
+                </w:p>
+              </w:tc>
+              <w:tc>
+                <w:tcPr>
+                  <w:tcW w:w="1300" w:type="dxa"/>
+                  <w:tcBorders>
+                    <w:top w:val="single" w:sz="3" w:space="0" w:color="000000"/>
+                    <w:left w:val="single" w:sz="3" w:space="0" w:color="000000"/>
+                    <w:bottom w:val="single" w:sz="3" w:space="0" w:color="000000"/>
+                    <w:right w:val="single" w:sz="3" w:space="0" w:color="000000"/>
+                  </w:tcBorders>
+                  <w:vAlign w:val="center"/>
+                </w:tcPr>
+                <w:p>
+                  <w:pPr>
+                    <w:pStyle w:val="a3"/>
+                    <w:wordWrap/>
+                    <w:spacing w:after="0" w:line="240" w:lineRule="auto"/>
+                    <w:ind w:firstLine="0"/>
+                    <w:jc w:val="center"/>
+                  </w:pPr>
+                  <w:r>
+                    <w:rPr>
+                      <w:sz w:val="16"/>
+                      <w:szCs w:val="16"/>
+                    </w:rPr>
+                    <w:t xml:space="preserve">0.448±0.274</w:t>
+                  </w:r>
+                </w:p>
+              </w:tc>
+              <w:tc>
+                <w:tcPr>
+                  <w:tcW w:w="1700" w:type="dxa"/>
+                  <w:tcBorders>
+                    <w:top w:val="single" w:sz="3" w:space="0" w:color="000000"/>
+                    <w:left w:val="single" w:sz="3" w:space="0" w:color="000000"/>
+                    <w:bottom w:val="single" w:sz="3" w:space="0" w:color="000000"/>
+                    <w:right w:val="single" w:sz="3" w:space="0" w:color="000000"/>
+                  </w:tcBorders>
+                  <w:vAlign w:val="center"/>
+                </w:tcPr>
+                <w:p>
+                  <w:pPr>
+                    <w:pStyle w:val="a3"/>
+                    <w:wordWrap/>
+                    <w:spacing w:after="0" w:line="240" w:lineRule="auto"/>
+                    <w:ind w:firstLine="0"/>
+                    <w:jc w:val="center"/>
+                  </w:pPr>
+                  <w:r>
+                    <w:rPr>
+                      <w:sz w:val="16"/>
+                      <w:szCs w:val="16"/>
+                    </w:rPr>
+                    <w:t xml:space="preserve">21.8 / 26.2</w:t>
+                  </w:r>
+                </w:p>
+              </w:tc>
+            </w:tr>
+            <w:tr>
+              <w:trPr>
+                <w:trHeight w:val="262"/>
+              </w:trPr>
+              <w:tc>
+                <w:tcPr>
+                  <w:tcW w:w="1900" w:type="dxa"/>
+                  <w:tcBorders>
+                    <w:top w:val="single" w:sz="3" w:space="0" w:color="000000"/>
+                    <w:left w:val="single" w:sz="3" w:space="0" w:color="000000"/>
+                    <w:bottom w:val="single" w:sz="3" w:space="0" w:color="000000"/>
+                    <w:right w:val="single" w:sz="3" w:space="0" w:color="000000"/>
+                  </w:tcBorders>
+                  <w:vAlign w:val="center"/>
+                </w:tcPr>
+                <w:p>
+                  <w:pPr>
+                    <w:pStyle w:val="a3"/>
+                    <w:wordWrap/>
+                    <w:spacing w:after="0" w:line="240" w:lineRule="auto"/>
+                    <w:ind w:firstLine="0"/>
+                    <w:jc w:val="center"/>
+                  </w:pPr>
+                  <w:r>
+                    <w:rPr>
+                      <w:sz w:val="16"/>
+                      <w:szCs w:val="16"/>
+                    </w:rPr>
+                    <w:t xml:space="preserve">SS2D (controlled)</w:t>
+                  </w:r>
+                </w:p>
+              </w:tc>
+              <w:tc>
+                <w:tcPr>
+                  <w:tcW w:w="1000" w:type="dxa"/>
+                  <w:tcBorders>
+                    <w:top w:val="single" w:sz="3" w:space="0" w:color="000000"/>
+                    <w:left w:val="single" w:sz="3" w:space="0" w:color="000000"/>
+                    <w:bottom w:val="single" w:sz="3" w:space="0" w:color="000000"/>
+                    <w:right w:val="single" w:sz="3" w:space="0" w:color="000000"/>
+                  </w:tcBorders>
+                  <w:vAlign w:val="center"/>
+                </w:tcPr>
+                <w:p>
+                  <w:pPr>
+                    <w:pStyle w:val="a3"/>
+                    <w:wordWrap/>
+                    <w:spacing w:after="0" w:line="240" w:lineRule="auto"/>
+                    <w:ind w:firstLine="0"/>
+                    <w:jc w:val="center"/>
+                  </w:pPr>
+                  <w:r>
+                    <w:rPr>
+                      <w:sz w:val="16"/>
+                      <w:szCs w:val="16"/>
+                    </w:rPr>
+                    <w:t xml:space="preserve">train</w:t>
+                  </w:r>
+                </w:p>
+              </w:tc>
+              <w:tc>
+                <w:tcPr>
+                  <w:tcW w:w="800" w:type="dxa"/>
+                  <w:tcBorders>
+                    <w:top w:val="single" w:sz="3" w:space="0" w:color="000000"/>
+                    <w:left w:val="single" w:sz="3" w:space="0" w:color="000000"/>
+                    <w:bottom w:val="single" w:sz="3" w:space="0" w:color="000000"/>
+                    <w:right w:val="single" w:sz="3" w:space="0" w:color="000000"/>
+                  </w:tcBorders>
+                  <w:vAlign w:val="center"/>
+                </w:tcPr>
+                <w:p>
+                  <w:pPr>
+                    <w:pStyle w:val="a3"/>
+                    <w:wordWrap/>
+                    <w:spacing w:after="0" w:line="240" w:lineRule="auto"/>
+                    <w:ind w:firstLine="0"/>
+                    <w:jc w:val="center"/>
+                  </w:pPr>
+                  <w:r>
+                    <w:rPr>
+                      <w:sz w:val="16"/>
+                      <w:szCs w:val="16"/>
+                    </w:rPr>
+                    <w:t xml:space="preserve">31</w:t>
+                  </w:r>
+                </w:p>
+              </w:tc>
+              <w:tc>
+                <w:tcPr>
+                  <w:tcW w:w="1400" w:type="dxa"/>
+                  <w:tcBorders>
+                    <w:top w:val="single" w:sz="3" w:space="0" w:color="000000"/>
+                    <w:left w:val="single" w:sz="3" w:space="0" w:color="000000"/>
+                    <w:bottom w:val="single" w:sz="3" w:space="0" w:color="000000"/>
+                    <w:right w:val="single" w:sz="3" w:space="0" w:color="000000"/>
+                  </w:tcBorders>
+                  <w:vAlign w:val="center"/>
+                </w:tcPr>
+                <w:p>
+                  <w:pPr>
+                    <w:pStyle w:val="a3"/>
+                    <w:wordWrap/>
+                    <w:spacing w:after="0" w:line="240" w:lineRule="auto"/>
+                    <w:ind w:firstLine="0"/>
+                    <w:jc w:val="center"/>
+                  </w:pPr>
+                  <w:r>
+                    <w:rPr>
+                      <w:sz w:val="16"/>
+                      <w:szCs w:val="16"/>
+                    </w:rPr>
+                    <w:t xml:space="preserve">0.9141±0.0365</w:t>
+                  </w:r>
+                </w:p>
+              </w:tc>
+              <w:tc>
+                <w:tcPr>
+                  <w:tcW w:w="1300" w:type="dxa"/>
+                  <w:tcBorders>
+                    <w:top w:val="single" w:sz="3" w:space="0" w:color="000000"/>
+                    <w:left w:val="single" w:sz="3" w:space="0" w:color="000000"/>
+                    <w:bottom w:val="single" w:sz="3" w:space="0" w:color="000000"/>
+                    <w:right w:val="single" w:sz="3" w:space="0" w:color="000000"/>
+                  </w:tcBorders>
+                  <w:vAlign w:val="center"/>
+                </w:tcPr>
+                <w:p>
+                  <w:pPr>
+                    <w:pStyle w:val="a3"/>
+                    <w:wordWrap/>
+                    <w:spacing w:after="0" w:line="240" w:lineRule="auto"/>
+                    <w:ind w:firstLine="0"/>
+                    <w:jc w:val="center"/>
+                  </w:pPr>
+                  <w:r>
+                    <w:rPr>
+                      <w:sz w:val="16"/>
+                      <w:szCs w:val="16"/>
+                    </w:rPr>
+                    <w:t xml:space="preserve">33.91±1.90</w:t>
+                  </w:r>
+                </w:p>
+              </w:tc>
+              <w:tc>
+                <w:tcPr>
+                  <w:tcW w:w="1300" w:type="dxa"/>
+                  <w:tcBorders>
+                    <w:top w:val="single" w:sz="3" w:space="0" w:color="000000"/>
+                    <w:left w:val="single" w:sz="3" w:space="0" w:color="000000"/>
+                    <w:bottom w:val="single" w:sz="3" w:space="0" w:color="000000"/>
+                    <w:right w:val="single" w:sz="3" w:space="0" w:color="000000"/>
+                  </w:tcBorders>
+                  <w:vAlign w:val="center"/>
+                </w:tcPr>
+                <w:p>
+                  <w:pPr>
+                    <w:pStyle w:val="a3"/>
+                    <w:wordWrap/>
+                    <w:spacing w:after="0" w:line="240" w:lineRule="auto"/>
+                    <w:ind w:firstLine="0"/>
+                    <w:jc w:val="center"/>
+                  </w:pPr>
+                  <w:r>
+                    <w:rPr>
+                      <w:sz w:val="16"/>
+                      <w:szCs w:val="16"/>
+                    </w:rPr>
+                    <w:t xml:space="preserve">0.438±0.283</w:t>
+                  </w:r>
+                </w:p>
+              </w:tc>
+              <w:tc>
+                <w:tcPr>
+                  <w:tcW w:w="1700" w:type="dxa"/>
+                  <w:tcBorders>
+                    <w:top w:val="single" w:sz="3" w:space="0" w:color="000000"/>
+                    <w:left w:val="single" w:sz="3" w:space="0" w:color="000000"/>
+                    <w:bottom w:val="single" w:sz="3" w:space="0" w:color="000000"/>
+                    <w:right w:val="single" w:sz="3" w:space="0" w:color="000000"/>
+                  </w:tcBorders>
+                  <w:vAlign w:val="center"/>
+                </w:tcPr>
+                <w:p>
+                  <w:pPr>
+                    <w:pStyle w:val="a3"/>
+                    <w:wordWrap/>
+                    <w:spacing w:after="0" w:line="240" w:lineRule="auto"/>
+                    <w:ind w:firstLine="0"/>
+                    <w:jc w:val="center"/>
+                  </w:pPr>
+                  <w:r>
+                    <w:rPr>
+                      <w:sz w:val="16"/>
+                      <w:szCs w:val="16"/>
+                    </w:rPr>
+                    <w:t xml:space="preserve">–</w:t>
+                  </w:r>
+                </w:p>
+              </w:tc>
+            </w:tr>
+            <w:tr>
+              <w:trPr>
+                <w:trHeight w:val="262"/>
+              </w:trPr>
+              <w:tc>
+                <w:tcPr>
+                  <w:tcW w:w="1900" w:type="dxa"/>
+                  <w:tcBorders>
+                    <w:top w:val="single" w:sz="3" w:space="0" w:color="000000"/>
+                    <w:left w:val="single" w:sz="3" w:space="0" w:color="000000"/>
+                    <w:bottom w:val="single" w:sz="3" w:space="0" w:color="000000"/>
+                    <w:right w:val="single" w:sz="3" w:space="0" w:color="000000"/>
+                  </w:tcBorders>
+                  <w:vAlign w:val="center"/>
+                </w:tcPr>
+                <w:p>
+                  <w:pPr>
+                    <w:pStyle w:val="a3"/>
+                    <w:wordWrap/>
+                    <w:spacing w:after="0" w:line="240" w:lineRule="auto"/>
+                    <w:ind w:firstLine="0"/>
+                    <w:jc w:val="center"/>
+                  </w:pPr>
+                  <w:r>
+                    <w:rPr>
+                      <w:sz w:val="16"/>
+                      <w:szCs w:val="16"/>
+                    </w:rPr>
+                    <w:t xml:space="preserve">Enhanced SS2D</w:t>
+                  </w:r>
+                </w:p>
+              </w:tc>
+              <w:tc>
+                <w:tcPr>
+                  <w:tcW w:w="1000" w:type="dxa"/>
+                  <w:tcBorders>
+                    <w:top w:val="single" w:sz="3" w:space="0" w:color="000000"/>
+                    <w:left w:val="single" w:sz="3" w:space="0" w:color="000000"/>
+                    <w:bottom w:val="single" w:sz="3" w:space="0" w:color="000000"/>
+                    <w:right w:val="single" w:sz="3" w:space="0" w:color="000000"/>
+                  </w:tcBorders>
+                  <w:vAlign w:val="center"/>
+                </w:tcPr>
+                <w:p>
+                  <w:pPr>
+                    <w:pStyle w:val="a3"/>
+                    <w:wordWrap/>
+                    <w:spacing w:after="0" w:line="240" w:lineRule="auto"/>
+                    <w:ind w:firstLine="0"/>
+                    <w:jc w:val="center"/>
+                  </w:pPr>
+                  <w:r>
+                    <w:rPr>
+                      <w:sz w:val="16"/>
+                      <w:szCs w:val="16"/>
+                    </w:rPr>
+                    <w:t xml:space="preserve">train</w:t>
+                  </w:r>
+                </w:p>
+              </w:tc>
+              <w:tc>
+                <w:tcPr>
+                  <w:tcW w:w="800" w:type="dxa"/>
+                  <w:tcBorders>
+                    <w:top w:val="single" w:sz="3" w:space="0" w:color="000000"/>
+                    <w:left w:val="single" w:sz="3" w:space="0" w:color="000000"/>
+                    <w:bottom w:val="single" w:sz="3" w:space="0" w:color="000000"/>
+                    <w:right w:val="single" w:sz="3" w:space="0" w:color="000000"/>
+                  </w:tcBorders>
+                  <w:vAlign w:val="center"/>
+                </w:tcPr>
+                <w:p>
+                  <w:pPr>
+                    <w:pStyle w:val="a3"/>
+                    <w:wordWrap/>
+                    <w:spacing w:after="0" w:line="240" w:lineRule="auto"/>
+                    <w:ind w:firstLine="0"/>
+                    <w:jc w:val="center"/>
+                  </w:pPr>
+                  <w:r>
+                    <w:rPr>
+                      <w:sz w:val="16"/>
+                      <w:szCs w:val="16"/>
+                    </w:rPr>
+                    <w:t xml:space="preserve">33</w:t>
+                  </w:r>
+                </w:p>
+              </w:tc>
+              <w:tc>
+                <w:tcPr>
+                  <w:tcW w:w="1400" w:type="dxa"/>
+                  <w:tcBorders>
+                    <w:top w:val="single" w:sz="3" w:space="0" w:color="000000"/>
+                    <w:left w:val="single" w:sz="3" w:space="0" w:color="000000"/>
+                    <w:bottom w:val="single" w:sz="3" w:space="0" w:color="000000"/>
+                    <w:right w:val="single" w:sz="3" w:space="0" w:color="000000"/>
+                  </w:tcBorders>
+                  <w:vAlign w:val="center"/>
+                </w:tcPr>
+                <w:p>
+                  <w:pPr>
+                    <w:pStyle w:val="a3"/>
+                    <w:wordWrap/>
+                    <w:spacing w:after="0" w:line="240" w:lineRule="auto"/>
+                    <w:ind w:firstLine="0"/>
+                    <w:jc w:val="center"/>
+                  </w:pPr>
+                  <w:r>
+                    <w:rPr>
+                      <w:sz w:val="16"/>
+                      <w:szCs w:val="16"/>
+                    </w:rPr>
+                    <w:t xml:space="preserve">0.9146±0.0361</w:t>
+                  </w:r>
+                </w:p>
+              </w:tc>
+              <w:tc>
+                <w:tcPr>
+                  <w:tcW w:w="1300" w:type="dxa"/>
+                  <w:tcBorders>
+                    <w:top w:val="single" w:sz="3" w:space="0" w:color="000000"/>
+                    <w:left w:val="single" w:sz="3" w:space="0" w:color="000000"/>
+                    <w:bottom w:val="single" w:sz="3" w:space="0" w:color="000000"/>
+                    <w:right w:val="single" w:sz="3" w:space="0" w:color="000000"/>
+                  </w:tcBorders>
+                  <w:vAlign w:val="center"/>
+                </w:tcPr>
+                <w:p>
+                  <w:pPr>
+                    <w:pStyle w:val="a3"/>
+                    <w:wordWrap/>
+                    <w:spacing w:after="0" w:line="240" w:lineRule="auto"/>
+                    <w:ind w:firstLine="0"/>
+                    <w:jc w:val="center"/>
+                  </w:pPr>
+                  <w:r>
+                    <w:rPr>
+                      <w:sz w:val="16"/>
+                      <w:szCs w:val="16"/>
+                    </w:rPr>
+                    <w:t xml:space="preserve">33.92±1.90</w:t>
+                  </w:r>
+                </w:p>
+              </w:tc>
+              <w:tc>
+                <w:tcPr>
+                  <w:tcW w:w="1300" w:type="dxa"/>
+                  <w:tcBorders>
+                    <w:top w:val="single" w:sz="3" w:space="0" w:color="000000"/>
+                    <w:left w:val="single" w:sz="3" w:space="0" w:color="000000"/>
+                    <w:bottom w:val="single" w:sz="3" w:space="0" w:color="000000"/>
+                    <w:right w:val="single" w:sz="3" w:space="0" w:color="000000"/>
+                  </w:tcBorders>
+                  <w:vAlign w:val="center"/>
+                </w:tcPr>
+                <w:p>
+                  <w:pPr>
+                    <w:pStyle w:val="a3"/>
+                    <w:wordWrap/>
+                    <w:spacing w:after="0" w:line="240" w:lineRule="auto"/>
+                    <w:ind w:firstLine="0"/>
+                    <w:jc w:val="center"/>
+                  </w:pPr>
+                  <w:r>
+                    <w:rPr>
+                      <w:sz w:val="16"/>
+                      <w:szCs w:val="16"/>
+                    </w:rPr>
+                    <w:t xml:space="preserve">0.439±0.304</w:t>
+                  </w:r>
+                </w:p>
+              </w:tc>
+              <w:tc>
+                <w:tcPr>
+                  <w:tcW w:w="1700" w:type="dxa"/>
+                  <w:tcBorders>
+                    <w:top w:val="single" w:sz="3" w:space="0" w:color="000000"/>
+                    <w:left w:val="single" w:sz="3" w:space="0" w:color="000000"/>
+                    <w:bottom w:val="single" w:sz="3" w:space="0" w:color="000000"/>
+                    <w:right w:val="single" w:sz="3" w:space="0" w:color="000000"/>
+                  </w:tcBorders>
+                  <w:vAlign w:val="center"/>
+                </w:tcPr>
+                <w:p>
+                  <w:pPr>
+                    <w:pStyle w:val="a3"/>
+                    <w:wordWrap/>
+                    <w:spacing w:after="0" w:line="240" w:lineRule="auto"/>
+                    <w:ind w:firstLine="0"/>
+                    <w:jc w:val="center"/>
+                  </w:pPr>
+                  <w:r>
+                    <w:rPr>
+                      <w:sz w:val="16"/>
+                      <w:szCs w:val="16"/>
+                    </w:rPr>
+                    <w:t xml:space="preserve">55.8 / 54.2</w:t>
+                  </w:r>
+                </w:p>
+              </w:tc>
+            </w:tr>
+          </w:tbl>
+          <w:p>
+            <w:pPr>
+              <w:pStyle w:val="a3"/>
+              <w:spacing w:before="40" w:after="120" w:line="240" w:lineRule="auto"/>
+              <w:ind w:firstLine="0"/>
+              <w:jc w:val="left"/>
+            </w:pPr>
+            <w:r>
+              <w:rPr>
+                <w:sz w:val="16"/>
+                <w:szCs w:val="16"/>
+              </w:rPr>
+              <w:t xml:space="preserve">†: public fastMRI leaderboard weights trained on the train+val split, so this validation set is part of their training data. PromptMR+: public weights trained on the train split only, but a 12-cascade unrolled model that takes five adjacent slices as input. All public weights were trained with their native coil configuration and are applied here to the 384² re-FFT/16-coil protocol (domain shift). Public-model metrics are computed after per-slice least-squares intensity alignment inside the brain mask (their output scales differ; the alignment can only favor them); the three rows of this paper are the unaligned values of Table 2. CPU fp32 inference. </w:t>
+            </w:r>
+            <w:r>
+              <w:rPr>
+                <w:sz w:val="16"/>
+                <w:szCs w:val="16"/>
+                <w:highlight w:val="yellow"/>
+              </w:rPr>
+              <w:t xml:space="preserve">[TBD]</w:t>
+            </w:r>
+            <w:r>
+              <w:rPr>
+                <w:sz w:val="16"/>
+                <w:szCs w:val="16"/>
+              </w:rPr>
+              <w:t xml:space="preserve"> = full-validation inference still running.</w:t>
+            </w:r>
+          </w:p>
+        </w:tc>
+      </w:tr>
+    </w:tbl>
+    <w:p>
+      <w:pPr>
+        <w:pStyle w:val="a3"/>
+        <w:spacing w:before="0" w:after="0" w:line="20" w:lineRule="exact"/>
+        <w:ind w:firstLine="0"/>
+      </w:pPr>
+    </w:p>
+    <w:p>
+      <w:pPr>
+        <w:pStyle w:val="a6"/>
+      </w:pPr>
+      <w:r>
+        <w:t xml:space="preserve">7. </w:t>
+      </w:r>
+      <w:r>
         <w:t xml:space="preserve">강화 SS2D — 통제 해제 시의 상한</w:t>
       </w:r>
     </w:p>
@@ -5534,7 +7146,7 @@
         <w:pStyle w:val="a4"/>
       </w:pPr>
       <w:r>
-        <w:t xml:space="preserve">그러나 이득의 크기는 작고 지표에 따라 균일하지 않다. 평균 차이의 95% CI가 0을 배제하는 것은 SSIM뿐이고(ΔSSIM +0.0005 [+0.0003, +0.0006]), PSNR의 평균 차이는 CI가 0을 포함하며, nMSE는 평균 기준 사실상 동률이다(표 2에서 통제판이 근소 우세). 순위 기반 통계(중앙값·우위 비율·Wilcoxon)로는 세 지표 전부 강화판 우위다. 해석에도 주의가 필요하다: matched-epoch 50 시점의 강화판 검증 SSIM은 0.9130으로 통제판 best(0.9140; 이상 학습 로그 기준)에 미달하며, 통제판 best에 도달한 것은 연장 구간의 epoch 64(동률)~66(상회)이다. 즉 "같은 학습량에서 더 좋다"가 아니라 "더 긴 스케줄(80 epoch)을 소화해 최종 품질을 근소하게 넘었다"가 정확한 서술이며, best 도달까지의 wall-clock도 강화판이 더 길다(약 187시간 대 통제판 약 147시간; Ⅳ장 8절). coarse-scan(ds=3) 다운샘플은 품질을 해치지 않았다 — epoch 40 시점에는 열위였다가 후반 cosine annealing 구간에서 역전해 최종 상회했다.</w:t>
+        <w:t xml:space="preserve">그러나 이득의 크기는 작고 지표에 따라 균일하지 않다. 평균 차이의 95% CI가 0을 배제하는 것은 SSIM뿐이고(ΔSSIM +0.0005 [+0.0003, +0.0006]), PSNR의 평균 차이는 CI가 0을 포함하며, nMSE는 평균 기준 사실상 동률이다(표 2에서 통제판이 근소 우세). 순위 기반 통계(중앙값·우위 비율·Wilcoxon)로는 세 지표 전부 강화판 우위다. 해석에도 주의가 필요하다: matched-epoch 50 시점의 강화판 검증 SSIM은 0.9130으로 통제판 best(0.9140; 이상 학습 로그 기준)에 미달하며, 통제판 best에 도달한 것은 연장 구간의 epoch 64(동률)~66(상회)이다. 즉 "같은 학습량에서 더 좋다"가 아니라 "더 긴 스케줄(80 epoch)을 소화해 최종 품질을 근소하게 넘었다"가 정확한 서술이며, best 도달까지의 wall-clock도 강화판이 더 길다(약 187시간 대 통제판 약 147시간; Ⅳ장 9절). coarse-scan(ds=3) 다운샘플은 품질을 해치지 않았다 — epoch 40 시점에는 열위였다가 후반 cosine annealing 구간에서 역전해 최종 상회했다.</w:t>
       </w:r>
     </w:p>
     <w:tbl>
@@ -5657,7 +7269,7 @@
         <w:pStyle w:val="a6"/>
       </w:pPr>
       <w:r>
-        <w:t xml:space="preserve">7. </w:t>
+        <w:t xml:space="preserve">8. </w:t>
       </w:r>
       <w:r>
         <w:t xml:space="preserve">Contrast 서브그룹 분석</w:t>
@@ -5668,7 +7280,7 @@
         <w:pStyle w:val="a4"/>
       </w:pPr>
       <w:r>
-        <w:t xml:space="preserve">혼합 contrast 학습의 서브그룹 어디에서도 결론이 뒤집히지 않는지 확인하기 위해 contrast별 SSIM과 우위 슬라이스 비율을 표 4에 정리했다. 통제 비교(SS2D 대 bi-GRU)의 우위는 5개 contrast 전부에서 일관된다(모든 지표 68.7% 이상, SSIM 기준 전부 75.8% 이상). 반면 강화판의 근소 우위는 contrast 간 불균일하다 — AXFLAIR에서 가장 크고(67.8%) AXT1에서는 역전된다(48.2%) — 이는 앞 절의 "유의하나 근소·불균일" 서술의 근거다.</w:t>
+        <w:t xml:space="preserve">혼합 contrast 학습의 서브그룹 어디에서도 결론이 뒤집히지 않는지 확인하기 위해 contrast별 SSIM과 우위 슬라이스 비율을 표 5에 정리했다. 통제 비교(SS2D 대 bi-GRU)의 우위는 5개 contrast 전부에서 일관된다(모든 지표 68.7% 이상, SSIM 기준 전부 75.8% 이상). 반면 강화판의 근소 우위는 contrast 간 불균일하다 — AXFLAIR에서 가장 크고(67.8%) AXT1에서는 역전된다(48.2%) — 이는 앞 절의 "유의하나 근소·불균일" 서술의 근거다.</w:t>
       </w:r>
     </w:p>
     <w:tbl>
@@ -5705,7 +7317,7 @@
               <w:tab/>
             </w:r>
             <w:r>
-              <w:t xml:space="preserve">4.  </w:t>
+              <w:t xml:space="preserve">5.  </w:t>
             </w:r>
             <w:r>
               <w:t xml:space="preserve">Contrast 서브그룹별 SSIM(볼륨 단위 평균, 최고값 굵게)과 우위 슬라이스 비율. 우위 비율 칸은 SSIM 기준이며 괄호는 세 지표(SSIM·PSNR·nMSE)에 걸친 범위</w:t>
@@ -5725,7 +7337,7 @@
               <w:tab/>
             </w:r>
             <w:r>
-              <w:t xml:space="preserve">4.  </w:t>
+              <w:t xml:space="preserve">5.  </w:t>
             </w:r>
             <w:r>
               <w:t xml:space="preserve">Per-contrast SSIM (volume-level mean, best in bold) and fraction of favoring slices. The fraction cells are SSIM-based; parentheses give the range over the three metrics (SSIM, PSNR, nMSE)</w:t>
@@ -7001,7 +8613,7 @@
         <w:pStyle w:val="a6"/>
       </w:pPr>
       <w:r>
-        <w:t xml:space="preserve">8. </w:t>
+        <w:t xml:space="preserve">9. </w:t>
       </w:r>
       <w:r>
         <w:t xml:space="preserve">효율</w:t>
@@ -7012,7 +8624,7 @@
         <w:pStyle w:val="a4"/>
       </w:pPr>
       <w:r>
-        <w:t xml:space="preserve">파라미터 수와 학습 시간을 표 5에 정리했다. 파라미터 수는 bi-GRU 668M, 통제판 SS2D 31M, 강화 SS2D 약 33M이다. epoch당 학습시간(5-epoch 체크포인트 저장 간격의 중앙값, 검증 포함 wall-clock, 재시작으로 인한 outlier 구간 제외)은 bi-GRU 2.41시간, 통제판 SS2D 3.07시간, 강화 SS2D 2.84시간이었다. 통제 비교의 두 팔은 동일 실행환경에서 학습되어 상호 비교 가능하며, epoch당 학습시간은 순차 RNN임에도 cuDNN 최적화의 이점으로 bi-GRU가 더 빨랐다. 따라서 본 논문의 효율 주장은 학습 속도가 아니라 파라미터(21배)와 동등 이상의 품질에 있다. 강화판은 통제 비교 완주 후 컨테이너·데이터로더 환경 개선을 거쳐 학습되어 wall-clock 직접 비교에는 환경 차이가 섞여 있으므로 명목값(2.84 &lt; 3.07)의 해석에는 주의가 필요하다. 추론 시간(ms/slice)과 peak VRAM은 </w:t>
+        <w:t xml:space="preserve">파라미터 수와 학습 시간을 표 6에 정리했다. 파라미터 수는 bi-GRU 668M, 통제판 SS2D 31M, 강화 SS2D 약 33M이다. epoch당 학습시간(5-epoch 체크포인트 저장 간격의 중앙값, 검증 포함 wall-clock, 재시작으로 인한 outlier 구간 제외)은 bi-GRU 2.41시간, 통제판 SS2D 3.07시간, 강화 SS2D 2.84시간이었다. 통제 비교의 두 팔은 동일 실행환경에서 학습되어 상호 비교 가능하며, epoch당 학습시간은 순차 RNN임에도 cuDNN 최적화의 이점으로 bi-GRU가 더 빨랐다. 따라서 본 논문의 효율 주장은 학습 속도가 아니라 파라미터(21배)와 동등 이상의 품질에 있다. 강화판은 통제 비교 완주 후 컨테이너·데이터로더 환경 개선을 거쳐 학습되어 wall-clock 직접 비교에는 환경 차이가 섞여 있으므로 명목값(2.84 &lt; 3.07)의 해석에는 주의가 필요하다. 추론 시간(ms/slice)과 peak VRAM은 </w:t>
       </w:r>
       <w:r>
         <w:rPr>
@@ -7058,7 +8670,7 @@
               <w:tab/>
             </w:r>
             <w:r>
-              <w:t xml:space="preserve">5.  </w:t>
+              <w:t xml:space="preserve">6.  </w:t>
             </w:r>
             <w:r>
               <w:t xml:space="preserve">파라미터 및 시간 효율(TITAN RTX 24GB, batch 8, AMP, 384×384). 학습 시간은 5-epoch 체크포인트 간격의 wall-clock 중앙값(검증 포함)이며, ‡는 컨테이너·데이터로더 개선 후 학습되어 통제 비교 두 행과 직접 비교할 수 없음을 뜻한다</w:t>
@@ -7078,7 +8690,7 @@
               <w:tab/>
             </w:r>
             <w:r>
-              <w:t xml:space="preserve">5.  </w:t>
+              <w:t xml:space="preserve">6.  </w:t>
             </w:r>
             <w:r>
               <w:t xml:space="preserve">Parameter and time efficiency (TITAN RTX 24 GB, batch 8, AMP, 384×384). Training time is the median wall-clock between 5-epoch checkpoints, validation included; ‡ trained after a container/dataloader upgrade and hence not directly comparable with the two controlled rows</w:t>
@@ -7725,7 +9337,7 @@
         <w:pStyle w:val="a6"/>
       </w:pPr>
       <w:r>
-        <w:t xml:space="preserve">9. </w:t>
+        <w:t xml:space="preserve">10. </w:t>
       </w:r>
       <w:r>
         <w:t xml:space="preserve">진행 중인 보강 실험 </w:t>
@@ -7742,7 +9354,7 @@
         <w:pStyle w:val="a4"/>
       </w:pPr>
       <w:r>
-        <w:t xml:space="preserve">본 초안 작성 시점(2026-09-03)에 다음 보강 실험이 진행 중이거나 대기 중이며, 결과는 확보되는 대로 본 절과 해당 표에 반영한다. (1) 멀티시드 재현(seed 0, 1, 2 × {SS2D, bi-GRU} × 25 epoch 축약 스케줄) — 부호 안정성 확인 </w:t>
+        <w:t xml:space="preserve">본 초안 작성 시점(2026-09-03, 갱신 09-08)에 다음 보강 실험이 진행 중이거나 대기 중이며, 결과는 확보되는 대로 본 절과 해당 표에 반영한다. (1) 멀티시드 재현(seed 0, 1, 2 × {SS2D, bi-GRU} × 25 epoch 축약 스케줄) — 부호 안정성 확인 </w:t>
       </w:r>
       <w:r>
         <w:rPr>
@@ -7769,7 +9381,7 @@
         <w:t xml:space="preserve">[TBD]</w:t>
       </w:r>
       <w:r>
-        <w:t xml:space="preserve">. (4) fastMRI 사전학습 U-Net·E2E-VarNet</w:t>
+        <w:t xml:space="preserve">. (4) 공개 모델의 전체 검증셋 추론 참고선(표 4) — U-Net†·E2E-VarNet†</w:t>
       </w:r>
       <w:r>
         <w:rPr>
@@ -7778,13 +9390,31 @@
         <w:t xml:space="preserve">[15]</w:t>
       </w:r>
       <w:r>
-        <w:t xml:space="preserve">과 train 구획만으로 학습된 공개 최전선 모델 PromptMR+의 전체 검증셋 추론 기준선 — 단, leaderboard 가중치는 train과 val 구획을 합쳐 학습되어 본 검증셋이 학습 데이터에 포함되므로 절대 우열이 아닌 참고선으로만 제시한다(정본 12 슬라이스에 대한 CPU 추론 결과는 그림 3에 수록) </w:t>
+        <w:t xml:space="preserve">은 확정되었고, PromptMR+</w:t>
+      </w:r>
+      <w:r>
+        <w:rPr>
+          <w:vertAlign w:val="superscript"/>
+        </w:rPr>
+        <w:t xml:space="preserve">[49]</w:t>
+      </w:r>
+      <w:r>
+        <w:t xml:space="preserve">는 </w:t>
       </w:r>
       <w:r>
         <w:rPr>
           <w:highlight w:val="yellow"/>
         </w:rPr>
-        <w:t xml:space="preserve">[TBD: 전체 검증셋]</w:t>
+        <w:t xml:space="preserve">[TBD: 추론 진행 중 — 완주 후 표 4의 행과 Ⅳ장 6절·Ⅴ장의 간격 수치 확정]</w:t>
+      </w:r>
+      <w:r>
+        <w:t xml:space="preserve">. 공개 가중치의 원 프로토콜(원 코일 구성·공식 마스크 규약) 추론과 ms/slice·VRAM 은 GPU 확보 후 측정 </w:t>
+      </w:r>
+      <w:r>
+        <w:rPr>
+          <w:highlight w:val="yellow"/>
+        </w:rPr>
+        <w:t xml:space="preserve">[TBD]</w:t>
       </w:r>
       <w:r>
         <w:t xml:space="preserve">. (5) mask 조건화·DC·multi-R 학습을 결합한 R-적응 변형의 가속률 일반화(R∈{2, 4, 6, 8}) </w:t>
@@ -7916,6 +9546,23 @@
         <w:pStyle w:val="a4"/>
       </w:pPr>
       <w:r>
+        <w:t xml:space="preserve">공개 모델 참고선의 해석. 표 4의 좌표는 두 방향으로 읽어야 한다. 아래쪽으로, 본 검증셋을 학습에 포함한 leaderboard 가중치가 본 프로토콜에서 PSNR·nMSE 기준 통제 SS2D를 넘지 못한 것은 그 모델들의 본래 성능이 아니라 누수의 이득과 프로토콜 불일치(16코일 절단·384² 재-FFT·마스크 규약)의 손실이 상쇄된 결과이며, 본 검증셋을 학습에 쓰지 않은 본 연구의 모델이 자기 프로토콜 안에서 그 가중치들과 같은 품질 좌표대에 있다는 정도로만 읽어야 한다(공식 프로토콜의 리더보드 수치와 직접 대조하지 않는 이유는 Ⅲ장 4절). 위쪽으로, PromptMR+와의 간격 </w:t>
+      </w:r>
+      <w:r>
+        <w:rPr>
+          <w:highlight w:val="yellow"/>
+        </w:rPr>
+        <w:t xml:space="preserve">[TBD: 확정 후 기입]</w:t>
+      </w:r>
+      <w:r>
+        <w:t xml:space="preserve">은 반복 물리 모델과 다중 슬라이스 입력이 주는 이득의 크기다. 본 논문의 주장은 골격 내부 치환의 효과로 한정되므로 이 간격은 주장과 충돌하지 않으며, 오히려 다음 단계 — 문헌 방식의 DC 재설계와 인접 슬라이스 입력 — 의 기대 이득을 정량화한다.</w:t>
+      </w:r>
+    </w:p>
+    <w:p>
+      <w:pPr>
+        <w:pStyle w:val="a4"/>
+      </w:pPr>
+      <w:r>
         <w:t xml:space="preserve">평가지표의 신뢰성. SSIM과 PSNR이 높아도 병변 소실이나 구조 hallucination을 잡지 못한다는 것은 fastMRI 챌린지 보고</w:t>
       </w:r>
       <w:r>
@@ -7931,7 +9578,7 @@
         <w:rPr>
           <w:vertAlign w:val="superscript"/>
         </w:rPr>
-        <w:t xml:space="preserve">[49]</w:t>
+        <w:t xml:space="preserve">[50]</w:t>
       </w:r>
       <w:r>
         <w:t xml:space="preserve">과 정확도–안정성 트레이드오프</w:t>
@@ -7940,7 +9587,7 @@
         <w:rPr>
           <w:vertAlign w:val="superscript"/>
         </w:rPr>
-        <w:t xml:space="preserve">[50]</w:t>
+        <w:t xml:space="preserve">[51]</w:t>
       </w:r>
       <w:r>
         <w:t xml:space="preserve">도 이론적으로 정리되어 있다. 본 연구는 (i) 배경 부풀림을 차단하는 brain-masked 지표, (ii) 집계 평균이 아닌 슬라이스 단위 우위 비율과 비모수 검정, (iii) 정성 비교로 평가의 성실성을 보강했으나, 영상의학과 의사의 reader study는 수행하지 않았다. 이는 본 연구가 임상 성능이 아닌 아키텍처 통제 비교를 주장하는 이유이자 한계다. 투고 전 CLAIM 체크리스트</w:t>
@@ -7949,7 +9596,7 @@
         <w:rPr>
           <w:vertAlign w:val="superscript"/>
         </w:rPr>
-        <w:t xml:space="preserve">[51]</w:t>
+        <w:t xml:space="preserve">[52]</w:t>
       </w:r>
       <w:r>
         <w:t xml:space="preserve">에 따른 자체 점검을 수행할 예정이다.</w:t>
@@ -7960,7 +9607,7 @@
         <w:pStyle w:val="a4"/>
       </w:pPr>
       <w:r>
-        <w:t xml:space="preserve">한계와 향후 연구. 첫째, 단일 데이터셋(fastMRI brain)·단일 가속률(R=4)·단일 시드다 — 시드 민감도는 멀티시드 축약 실험으로, 가속률 일반화는 mask 조건화·DC·multi-R(R∈{2, 3, 4, 5, 6, 8}) 학습을 결합한 R-적응 변형으로 진행 중이다(Ⅳ장 9절). 둘째, 본 비교는 재귀 메커니즘 일반의 열위를 주장하지 않는다 — 원 bi-GRU는 flatten-reshape 파라미터화(한 줄 12,288차원 입력, hidden 384 단위 양자화, 총 파라미터 하한 약 63M)와 얽혀 있어 두 효과가 분리되지 않으며, 파라미터 매칭 GRU는 이 구조에서 정의되지 않는다. 재귀에 SS2D와 같은 공간 가중치 공유를 준 pixel-GRU 팔과 동일 예산의 Transformer 팔로 분리 비교를 진행 중이다. 따라서 본 논문의 주장은 "SSM이 RNN보다 낫다"는 일반 명제가 아니라 "이 골격에서 SS2D 치환이 원 bi-GRU 설계를 상회한다"로 한정된다. 셋째, 통제비교의 SS2D는 의도적 최소 구성이며 강화판이 상한을 일부 보완하나 이득은 근소하고, 게이팅·깊이·병목의 개별 기여 분리(ablation)는 수행하지 않았다. 넷째, retrospective 시뮬레이션(384² 재-FFT)과 앞 16코일 절단은 재현성을 위한 선택이나 원 수집 조건과의 차이이며, 코일 압축과의 결합, 무릎 등 타 해부부위, prospective 언더샘플링, non-Cartesian 궤적</w:t>
+        <w:t xml:space="preserve">한계와 향후 연구. 첫째, 단일 데이터셋(fastMRI brain)·단일 가속률(R=4)·단일 시드다 — 시드 민감도는 멀티시드 축약 실험으로, 가속률 일반화는 mask 조건화·DC·multi-R(R∈{2, 3, 4, 5, 6, 8}) 학습을 결합한 R-적응 변형으로 진행 중이다(Ⅳ장 10절). 둘째, 본 비교는 재귀 메커니즘 일반의 열위를 주장하지 않는다 — 원 bi-GRU는 flatten-reshape 파라미터화(한 줄 12,288차원 입력, hidden 384 단위 양자화, 총 파라미터 하한 약 63M)와 얽혀 있어 두 효과가 분리되지 않으며, 파라미터 매칭 GRU는 이 구조에서 정의되지 않는다. 재귀에 SS2D와 같은 공간 가중치 공유를 준 pixel-GRU 팔과 동일 예산의 Transformer 팔로 분리 비교를 진행 중이다. 따라서 본 논문의 주장은 "SSM이 RNN보다 낫다"는 일반 명제가 아니라 "이 골격에서 SS2D 치환이 원 bi-GRU 설계를 상회한다"로 한정된다. 셋째, 통제비교의 SS2D는 의도적 최소 구성이며 강화판이 상한을 일부 보완하나 이득은 근소하고, 게이팅·깊이·병목의 개별 기여 분리(ablation)는 수행하지 않았다. 넷째, retrospective 시뮬레이션(384² 재-FFT)과 앞 16코일 절단은 재현성을 위한 선택이나 원 수집 조건과의 차이이며, 코일 압축과의 결합, 무릎 등 타 해부부위, prospective 언더샘플링, non-Cartesian 궤적</w:t>
       </w:r>
       <w:r>
         <w:rPr>
@@ -9155,6 +10802,32 @@
         <w:t xml:space="preserve">[49] </w:t>
       </w:r>
       <w:r>
+        <w:t xml:space="preserve">B. Xin, M. Ye, L. Axel, and D. N. Metaxas, "Rethinking Deep Unrolled Model for Accelerated MRI Reconstruction," </w:t>
+      </w:r>
+      <w:r>
+        <w:t xml:space="preserve">in </w:t>
+      </w:r>
+      <w:r>
+        <w:rPr>
+          <w:i/>
+        </w:rPr>
+        <w:t xml:space="preserve">Computer Vision - ECCV 2024</w:t>
+      </w:r>
+      <w:r>
+        <w:t xml:space="preserve">, LNCS, Vol. 15133, pp. 164-181, 2024.</w:t>
+      </w:r>
+    </w:p>
+    <w:p>
+      <w:pPr>
+        <w:pStyle w:val="af5"/>
+      </w:pPr>
+      <w:r>
+        <w:rPr>
+          <w:w w:val="100"/>
+        </w:rPr>
+        <w:t xml:space="preserve">[50] </w:t>
+      </w:r>
+      <w:r>
         <w:t xml:space="preserve">V. Antun, F. Renna, C. Poon, B. Adcock, and A. C. Hansen, "On instabilities of deep learning in image reconstruction and the potential costs of AI," </w:t>
       </w:r>
       <w:r>
@@ -9175,7 +10848,7 @@
         <w:rPr>
           <w:w w:val="100"/>
         </w:rPr>
-        <w:t xml:space="preserve">[50] </w:t>
+        <w:t xml:space="preserve">[51] </w:t>
       </w:r>
       <w:r>
         <w:t xml:space="preserve">N. M. Gottschling, V. Antun, A. C. Hansen, and B. Adcock, "The Troublesome Kernel: On Hallucinations, No Free Lunches, and the Accuracy-Stability Tradeoff in Inverse Problems," </w:t>
@@ -9198,7 +10871,7 @@
         <w:rPr>
           <w:w w:val="100"/>
         </w:rPr>
-        <w:t xml:space="preserve">[51] </w:t>
+        <w:t xml:space="preserve">[52] </w:t>
       </w:r>
       <w:r>
         <w:t xml:space="preserve">J. Mongan, L. Moy, and C. E. Kahn, "Checklist for Artificial Intelligence in Medical Imaging (CLAIM): A Guide for Authors and Reviewers," </w:t>

--- a/paper/ieie/draft_ieie_ko_v1.docx
+++ b/paper/ieie/draft_ieie_ko_v1.docx
@@ -2167,7 +2167,7 @@
         <w:t xml:space="preserve">[27]</w:t>
       </w:r>
       <w:r>
-        <w:t xml:space="preserve">의 y = y·SiLU(z) 게이트 분기(통제판에는 없음). 둘째, 잔차 스택 — 채널 불변 SS2D 블록 3개를 residual skip으로 쌓는다. 셋째, 병목 해제 — 출력 채널 20→64, d_inner 128→256, d_state 16→32, dropout 0.05. 384² 풀해상도 4방향 스캔의 연산 병목은 fp16 selective scan과 다운샘플 front-end(ds=3)로 해결했다: stem이 풀해상도 k-space를 먼저 처리한 뒤 특징을 128²로 낮춰 coarse scan하고 bilinear 업샘플해 U-Net에 전달한다(전역 문맥은 SSM, 풀해상도 디테일은 U-Net이 분담). 그 결과 풀용량을 유지한 채 epoch당 학습시간을 통제판과 비슷한 수준으로 눌러(Ⅳ장 9절) 실험 기간 내에 epoch 50→80 연장이 가능했다. 총 파라미터는 약 33M(SSM 스택 약 2M)이다. 학습 위생으로 Mamba 상태 파라미터(A, D)는 weight decay에서 제외했다.</w:t>
+        <w:t xml:space="preserve">의 y = y·SiLU(z) 게이트 분기(통제판에는 없음). 둘째, 잔차 스택 — 채널 불변 SS2D 블록 3개를 residual skip으로 쌓는다. 셋째, 병목 해제 — 출력 채널 20→64, d_inner 128→256, d_state 16→32, dropout 0.05. 384² 풀해상도 4방향 스캔의 연산 병목은 fp16 selective scan과 다운샘플 front-end(ds=3)로 해결했다: stem이 풀해상도 k-space를 먼저 처리한 뒤 특징을 128²로 낮춰 coarse scan하고 bilinear 업샘플해 U-Net에 전달한다(전역 문맥은 SSM, 풀해상도 디테일은 U-Net이 분담). 그 결과 풀용량을 유지한 채 epoch당 학습시간을 통제판과 비슷한 수준으로 눌러(Ⅳ장 9절) 실험 기간 내에 epoch 50→80 연장이 가능했다. 총 파라미터는 약 34M(34.2M; SSM 스택 3.1M = 3개 블록 1.9M + 다운/업샘플 투영 1.2M)이다. 학습 위생으로 Mamba 상태 파라미터(A, D)는 weight decay에서 제외했다.</w:t>
       </w:r>
     </w:p>
     <w:p>
@@ -3795,7 +3795,7 @@
                       <w:sz w:val="16"/>
                       <w:szCs w:val="16"/>
                     </w:rPr>
-                    <w:t xml:space="preserve">33</w:t>
+                    <w:t xml:space="preserve">34</w:t>
                   </w:r>
                 </w:p>
               </w:tc>
@@ -5393,7 +5393,7 @@
         <w:t xml:space="preserve">[49]</w:t>
       </w:r>
       <w:r>
-        <w:t xml:space="preserve">(train 구획만으로 학습된 공개 가중치, 12-cascade unrolled + 학습형 코일 감도 + DC, 인접 5슬라이스 입력, 92.9M), 원 bi-GRU, 통제 SS2D, 강화 SS2D이고, 슬라이스마다 재구성과 brain mask 내부 절대오차 맵(공통 0–0.10 스케일)을 두 행으로, 마지막 행에는 배경을 드러내기 위해 표시 이득을 4배로 올린 AXT2 슬라이스를 두었다. 모든 방법이 동일한 384² 재-FFT·16코일·R=4 마스크·GT를 받으며, 공개 모델의 출력 스케일이 제각각이므로 표시와 패널 수치 계산 전에 brain mask 내부 슬라이스별 최소제곱 강도 정합을 모든 방법에 똑같이 적용하였다(표 2의 수치는 정합 없이 계산한 것이라 패널 값과 직접 비교하지 않는다). 추론은 CPU fp32로 수행했으며(GPU가 진행 중인 실험에 점유되어 있음), 본 연구 세 모델의 패널 값은 GPU fp16 평가 CSV와 정본 12 슬라이스에서 SSIM 0.003·PSNR 0.3 dB 이내로 일치한다(그림의 AXT2 슬라이스는 소수 넷째 자리까지 동일).</w:t>
+        <w:t xml:space="preserve">(train 구획만으로 학습된 공개 가중치, 12-cascade unrolled + 학습형 코일 감도 + DC, 인접 5슬라이스 입력, 92.9M), 원 bi-GRU, 통제 SS2D, 강화 SS2D이고, 슬라이스마다 재구성과 brain mask 내부 절대오차 맵(공통 0–0.10 스케일)을 두 행으로, 마지막 행에는 배경을 드러내기 위해 표시 이득을 4배로 올린 AXT2 슬라이스를 두었다. 모든 방법이 동일한 384² 재-FFT·16코일·R=4 마스크·GT를 받으며, 공개 모델의 출력 스케일이 제각각이므로 표시와 패널 수치 계산 전에 brain mask 내부 슬라이스별 최소제곱 강도 정합을 모든 방법에 똑같이 적용하였다(표 2의 수치는 정합 없이 계산한 것이라 패널 값과 직접 비교하지 않는다). 추론은 CPU fp32로 수행했으며(GPU가 진행 중인 실험에 점유되어 있음), 본 연구 세 모델의 패널 값은 GPU fp16 평가 CSV와 정본 12 슬라이스에서 SSIM 0.003·PSNR 0.31 dB 이내로 일치한다(그림의 AXT2 슬라이스는 세 모델 모두 SSIM이 소수 넷째 자리까지 동일).</w:t>
       </w:r>
     </w:p>
     <w:p>
@@ -6964,7 +6964,7 @@
                       <w:sz w:val="16"/>
                       <w:szCs w:val="16"/>
                     </w:rPr>
-                    <w:t xml:space="preserve">33</w:t>
+                    <w:t xml:space="preserve">34</w:t>
                   </w:r>
                 </w:p>
               </w:tc>
@@ -7146,7 +7146,7 @@
         <w:pStyle w:val="a4"/>
       </w:pPr>
       <w:r>
-        <w:t xml:space="preserve">그러나 이득의 크기는 작고 지표에 따라 균일하지 않다. 평균 차이의 95% CI가 0을 배제하는 것은 SSIM뿐이고(ΔSSIM +0.0005 [+0.0003, +0.0006]), PSNR의 평균 차이는 CI가 0을 포함하며, nMSE는 평균 기준 사실상 동률이다(표 2에서 통제판이 근소 우세). 순위 기반 통계(중앙값·우위 비율·Wilcoxon)로는 세 지표 전부 강화판 우위다. 해석에도 주의가 필요하다: matched-epoch 50 시점의 강화판 검증 SSIM은 0.9130으로 통제판 best(0.9140; 이상 학습 로그 기준)에 미달하며, 통제판 best에 도달한 것은 연장 구간의 epoch 64(동률)~66(상회)이다. 즉 "같은 학습량에서 더 좋다"가 아니라 "더 긴 스케줄(80 epoch)을 소화해 최종 품질을 근소하게 넘었다"가 정확한 서술이며, best 도달까지의 wall-clock도 강화판이 더 길다(약 187시간 대 통제판 약 147시간; Ⅳ장 9절). coarse-scan(ds=3) 다운샘플은 품질을 해치지 않았다 — epoch 40 시점에는 열위였다가 후반 cosine annealing 구간에서 역전해 최종 상회했다.</w:t>
+        <w:t xml:space="preserve">그러나 이득의 크기는 작고 지표에 따라 균일하지 않다. 평균 차이의 95% CI가 0을 배제하는 것은 SSIM뿐이고(ΔSSIM +0.0005 [+0.0003, +0.0006]), PSNR의 평균 차이는 CI가 0을 포함하며, nMSE는 평균 기준 사실상 동률이다(표 2에서 통제판이 근소 우세). 순위 기반 통계(중앙값·우위 비율·Wilcoxon)로는 세 지표 전부 강화판 우위다. 해석에도 주의가 필요하다: matched-epoch 50 시점의 강화판 검증 SSIM은 0.9130으로 통제판 best(0.9140; 이상 학습 로그 기준)에 미달하며, 통제판 best에 도달한 것은 연장 구간의 epoch 64(동률)~66(상회)이다. 즉 "같은 학습량에서 더 좋다"가 아니라 "더 긴 스케줄(80 epoch)을 소화해 최종 품질을 근소하게 넘었다"가 정확한 서술이며, 통제판 best 수준(0.9140)에 도달하기까지의 wall-clock도 강화판이 더 길다(약 187시간 = 66 epoch × 2.84 h 대 통제판 약 147시간 = 48 epoch × 3.07 h; 강화판 자체의 best인 epoch 78까지는 약 221시간; h/epoch는 Ⅳ장 9절). coarse-scan(ds=3) 다운샘플은 품질을 해치지 않았다 — epoch 40 시점에는 열위였다가 후반 cosine annealing 구간에서 역전해 최종 상회했다.</w:t>
       </w:r>
     </w:p>
     <w:tbl>
@@ -8624,7 +8624,7 @@
         <w:pStyle w:val="a4"/>
       </w:pPr>
       <w:r>
-        <w:t xml:space="preserve">파라미터 수와 학습 시간을 표 6에 정리했다. 파라미터 수는 bi-GRU 668M, 통제판 SS2D 31M, 강화 SS2D 약 33M이다. epoch당 학습시간(5-epoch 체크포인트 저장 간격의 중앙값, 검증 포함 wall-clock, 재시작으로 인한 outlier 구간 제외)은 bi-GRU 2.41시간, 통제판 SS2D 3.07시간, 강화 SS2D 2.84시간이었다. 통제 비교의 두 팔은 동일 실행환경에서 학습되어 상호 비교 가능하며, epoch당 학습시간은 순차 RNN임에도 cuDNN 최적화의 이점으로 bi-GRU가 더 빨랐다. 따라서 본 논문의 효율 주장은 학습 속도가 아니라 파라미터(21배)와 동등 이상의 품질에 있다. 강화판은 통제 비교 완주 후 컨테이너·데이터로더 환경 개선을 거쳐 학습되어 wall-clock 직접 비교에는 환경 차이가 섞여 있으므로 명목값(2.84 &lt; 3.07)의 해석에는 주의가 필요하다. 추론 시간(ms/slice)과 peak VRAM은 </w:t>
+        <w:t xml:space="preserve">파라미터 수와 학습 시간을 표 6에 정리했다. 파라미터 수는 bi-GRU 668M, 통제판 SS2D 31M, 강화 SS2D 약 34M이다. epoch당 학습시간(5-epoch 체크포인트 저장 간격의 wall-clock 중앙값, 검증 포함; 중앙값이므로 재시작으로 길어진 한 구간의 영향은 받지 않는다)은 bi-GRU 2.41시간, 통제판 SS2D 3.07시간, 강화 SS2D 2.84시간이었다. 통제 비교의 두 팔은 동일 실행환경에서 학습되어 상호 비교 가능하며, epoch당 학습시간은 순차 RNN임에도 cuDNN 최적화의 이점으로 bi-GRU가 더 빨랐다. 따라서 본 논문의 효율 주장은 학습 속도가 아니라 파라미터(21배)와 동등 이상의 품질에 있다. 강화판은 통제 비교 완주 후 컨테이너·데이터로더 환경 개선을 거쳐 학습되어 wall-clock 직접 비교에는 환경 차이가 섞여 있으므로 명목값(2.84 &lt; 3.07)의 해석에는 주의가 필요하다. 추론 시간(ms/slice)과 peak VRAM은 </w:t>
       </w:r>
       <w:r>
         <w:rPr>
@@ -9224,7 +9224,7 @@
                       <w:sz w:val="16"/>
                       <w:szCs w:val="16"/>
                     </w:rPr>
-                    <w:t xml:space="preserve">33</w:t>
+                    <w:t xml:space="preserve">34</w:t>
                   </w:r>
                 </w:p>
               </w:tc>

--- a/paper/ieie/draft_ieie_ko_v1.docx
+++ b/paper/ieie/draft_ieie_ko_v1.docx
@@ -5561,16 +5561,7 @@
         <w:pStyle w:val="a4"/>
       </w:pPr>
       <w:r>
-        <w:t xml:space="preserve">그 좌표 위에서 두 가지가 읽힌다. 첫째, 누수가 있는 leaderboard 가중치가 본 프로토콜에서 통제 SS2D를 일관되게 앞서지는 않는다. U-Net†은 볼륨 SSIM 0.8971, PSNR 30.95 dB로 세 지표 전부에서 원 bi-GRU에도 미치지 못했고(SS2D보다 나은 슬라이스 SSIM 7.7%·PSNR 3.9%), E2E-VarNet†은 SSIM에서는 SS2D를 앞섰으나(0.9181 대 0.9141, 우위 슬라이스 70.8%·볼륨 66.8%, Wilcoxon p&lt;0.001) PSNR은 1.13 dB 낮고(우위 슬라이스 45.5%·볼륨 35.3%, p&lt;0.001) nMSE는 2.6배(표준편차 1.291 %)로 컸다 — 구조 유사도는 유지되나 강도 오차가 슬라이스별로 크게 흔들리는 이 양상은 그림 3 마지막 행의 세로 띠 아티팩트와 함께 프로토콜 불일치(domain shift)의 전형이다. 둘째, PromptMR+는 본 연구의 세 모델을 크게 앞선다 </w:t>
-      </w:r>
-      <w:r>
-        <w:rPr>
-          <w:highlight w:val="yellow"/>
-        </w:rPr>
-        <w:t xml:space="preserve">[TBD: 전체 검증셋 추론 진행 중 — 6,801/7,334 슬라이스 시점(464 볼륨 전부 포함) 중간값 볼륨 SSIM 0.9411 / PSNR 36.15 dB / nMSE 0.527 %; 완주 후 표 4 행과 함께 확정]</w:t>
-      </w:r>
-      <w:r>
-        <w:t xml:space="preserve">. 이 간격은 반복 물리 모델(감도 추정·DC 12회)과 다중 슬라이스 입력이 주는 이득의 크기이며, 단일 슬라이스·무DC 직접 변환 골격에 남은 여지를 정량화한다(Ⅴ장).</w:t>
+        <w:t xml:space="preserve">그 좌표 위에서 두 가지가 읽힌다. 첫째, 누수가 있는 leaderboard 가중치가 본 프로토콜에서 통제 SS2D를 일관되게 앞서지는 않는다. U-Net†은 볼륨 SSIM 0.8971, PSNR 30.95 dB로 세 지표 전부에서 원 bi-GRU에도 미치지 못했고(SS2D보다 나은 슬라이스 SSIM 7.7%·PSNR 3.9%), E2E-VarNet†은 SSIM에서는 SS2D를 앞섰으나(0.9181 대 0.9141, 우위 슬라이스 70.8%·볼륨 66.8%, Wilcoxon p&lt;0.001) PSNR은 1.13 dB 낮고(우위 슬라이스 45.5%·볼륨 35.3%, p&lt;0.001) nMSE는 2.6배(표준편차 1.291 %)로 컸다 — 구조 유사도는 유지되나 강도 오차가 슬라이스별로 크게 흔들리는 이 양상은 그림 3 마지막 행의 세로 띠 아티팩트와 함께 프로토콜 불일치(domain shift)의 전형이다. 둘째, PromptMR+는 본 연구의 세 모델을 크게 앞선다: 볼륨 SSIM 0.9417, PSNR 36.12 dB로 통제 SS2D보다 SSIM +0.028(우위 슬라이스 96.9%·볼륨 98.9%), PSNR +2.21 dB(우위 슬라이스 85.4%·볼륨 82.8%; 두 지표 모두 Wilcoxon p&lt;0.001)이다. 다만 nMSE 평균은 0.526 %로 SS2D(0.438 %)보다 오히려 높은데, 이는 슬라이스 85.4%·볼륨 81.5%에서는 PromptMR+가 더 낮음에도 소수 볼륨의 큰 강도 오차(표준편차 0.841 % 대 0.283 %)가 평균을 끌어올린 꼬리 효과다. 이 간격은 반복 물리 모델(감도 추정·DC 12회)과 다중 슬라이스 입력이 주는 이득의 크기이며, 단일 슬라이스·무DC 직접 변환 골격에 남은 여지를 정량화한다(Ⅴ장).</w:t>
       </w:r>
     </w:p>
     <w:tbl>
@@ -6384,9 +6375,8 @@
                     <w:rPr>
                       <w:sz w:val="16"/>
                       <w:szCs w:val="16"/>
-                      <w:highlight w:val="yellow"/>
-                    </w:rPr>
-                    <w:t xml:space="preserve">[TBD]</w:t>
+                    </w:rPr>
+                    <w:t xml:space="preserve">0.9417±0.0349</w:t>
                   </w:r>
                 </w:p>
               </w:tc>
@@ -6413,9 +6403,8 @@
                     <w:rPr>
                       <w:sz w:val="16"/>
                       <w:szCs w:val="16"/>
-                      <w:highlight w:val="yellow"/>
-                    </w:rPr>
-                    <w:t xml:space="preserve">[TBD]</w:t>
+                    </w:rPr>
+                    <w:t xml:space="preserve">36.12±4.02</w:t>
                   </w:r>
                 </w:p>
               </w:tc>
@@ -6442,9 +6431,8 @@
                     <w:rPr>
                       <w:sz w:val="16"/>
                       <w:szCs w:val="16"/>
-                      <w:highlight w:val="yellow"/>
-                    </w:rPr>
-                    <w:t xml:space="preserve">[TBD]</w:t>
+                    </w:rPr>
+                    <w:t xml:space="preserve">0.526±0.841</w:t>
                   </w:r>
                 </w:p>
               </w:tc>
@@ -6471,9 +6459,8 @@
                     <w:rPr>
                       <w:sz w:val="16"/>
                       <w:szCs w:val="16"/>
-                      <w:highlight w:val="yellow"/>
-                    </w:rPr>
-                    <w:t xml:space="preserve">[TBD]</w:t>
+                    </w:rPr>
+                    <w:t xml:space="preserve">96.9 / 85.4</w:t>
                   </w:r>
                 </w:p>
               </w:tc>
@@ -7094,22 +7081,7 @@
                 <w:sz w:val="16"/>
                 <w:szCs w:val="16"/>
               </w:rPr>
-              <w:t xml:space="preserve">†: public fastMRI leaderboard weights trained on the train+val split, so this validation set is part of their training data. PromptMR+: public weights trained on the train split only, but a 12-cascade unrolled model that takes five adjacent slices as input. All public weights were trained with their native coil configuration and are applied here to the 384² re-FFT/16-coil protocol (domain shift). Public-model metrics are computed after per-slice least-squares intensity alignment inside the brain mask (their output scales differ; the alignment can only favor them); the three rows of this paper are the unaligned values of Table 2. CPU fp32 inference. </w:t>
-            </w:r>
-            <w:r>
-              <w:rPr>
-                <w:sz w:val="16"/>
-                <w:szCs w:val="16"/>
-                <w:highlight w:val="yellow"/>
-              </w:rPr>
-              <w:t xml:space="preserve">[TBD]</w:t>
-            </w:r>
-            <w:r>
-              <w:rPr>
-                <w:sz w:val="16"/>
-                <w:szCs w:val="16"/>
-              </w:rPr>
-              <w:t xml:space="preserve"> = full-validation inference still running.</w:t>
+              <w:t xml:space="preserve">†: public fastMRI leaderboard weights trained on the train+val split, so this validation set is part of their training data. PromptMR+: public weights trained on the train split only, but a 12-cascade unrolled model that takes five adjacent slices as input. All public weights were trained with their native coil configuration and are applied here to the 384² re-FFT/16-coil protocol (domain shift). Public-model metrics are computed after per-slice least-squares intensity alignment inside the brain mask (their output scales differ; the alignment can only favor them); the three rows of this paper are the unaligned values of Table 2. CPU fp32 inference.</w:t>
             </w:r>
           </w:p>
         </w:tc>
@@ -9381,7 +9353,7 @@
         <w:t xml:space="preserve">[TBD]</w:t>
       </w:r>
       <w:r>
-        <w:t xml:space="preserve">. (4) 공개 모델의 전체 검증셋 추론 참고선(표 4) — U-Net†·E2E-VarNet†</w:t>
+        <w:t xml:space="preserve">. (4) 공개 모델의 전체 검증셋 추론 참고선(표 4)은 U-Net†·E2E-VarNet†</w:t>
       </w:r>
       <w:r>
         <w:rPr>
@@ -9390,7 +9362,7 @@
         <w:t xml:space="preserve">[15]</w:t>
       </w:r>
       <w:r>
-        <w:t xml:space="preserve">은 확정되었고, PromptMR+</w:t>
+        <w:t xml:space="preserve">·PromptMR+</w:t>
       </w:r>
       <w:r>
         <w:rPr>
@@ -9399,30 +9371,21 @@
         <w:t xml:space="preserve">[49]</w:t>
       </w:r>
       <w:r>
-        <w:t xml:space="preserve">는 </w:t>
+        <w:t xml:space="preserve"> 모두 확정되었다. 공개 가중치의 원 프로토콜(원 코일 구성·공식 마스크 규약) 추론과 ms/slice·VRAM 은 GPU 확보 후 측정 </w:t>
       </w:r>
       <w:r>
         <w:rPr>
           <w:highlight w:val="yellow"/>
         </w:rPr>
-        <w:t xml:space="preserve">[TBD: 추론 진행 중 — 완주 후 표 4의 행과 Ⅳ장 6절·Ⅴ장의 간격 수치 확정]</w:t>
-      </w:r>
-      <w:r>
-        <w:t xml:space="preserve">. 공개 가중치의 원 프로토콜(원 코일 구성·공식 마스크 규약) 추론과 ms/slice·VRAM 은 GPU 확보 후 측정 </w:t>
+        <w:t xml:space="preserve">[TBD]</w:t>
+      </w:r>
+      <w:r>
+        <w:t xml:space="preserve">. (5) mask 조건화·DC·multi-R 학습을 결합한 R-적응 변형의 가속률 일반화(R∈{2, 4, 6, 8}) </w:t>
       </w:r>
       <w:r>
         <w:rPr>
           <w:highlight w:val="yellow"/>
         </w:rPr>
-        <w:t xml:space="preserve">[TBD]</w:t>
-      </w:r>
-      <w:r>
-        <w:t xml:space="preserve">. (5) mask 조건화·DC·multi-R 학습을 결합한 R-적응 변형의 가속률 일반화(R∈{2, 4, 6, 8}) </w:t>
-      </w:r>
-      <w:r>
-        <w:rPr>
-          <w:highlight w:val="yellow"/>
-        </w:rPr>
         <w:t xml:space="preserve">[TBD: 학습 중단 상태(epoch 57/80), 공정성 실험 후 재개]</w:t>
       </w:r>
       <w:r>
@@ -9546,16 +9509,7 @@
         <w:pStyle w:val="a4"/>
       </w:pPr>
       <w:r>
-        <w:t xml:space="preserve">공개 모델 참고선의 해석. 표 4의 좌표는 두 방향으로 읽어야 한다. 아래쪽으로, 본 검증셋을 학습에 포함한 leaderboard 가중치가 본 프로토콜에서 PSNR·nMSE 기준 통제 SS2D를 넘지 못한 것은 그 모델들의 본래 성능이 아니라 누수의 이득과 프로토콜 불일치(16코일 절단·384² 재-FFT·마스크 규약)의 손실이 상쇄된 결과이며, 본 검증셋을 학습에 쓰지 않은 본 연구의 모델이 자기 프로토콜 안에서 그 가중치들과 같은 품질 좌표대에 있다는 정도로만 읽어야 한다(공식 프로토콜의 리더보드 수치와 직접 대조하지 않는 이유는 Ⅲ장 4절). 위쪽으로, PromptMR+와의 간격 </w:t>
-      </w:r>
-      <w:r>
-        <w:rPr>
-          <w:highlight w:val="yellow"/>
-        </w:rPr>
-        <w:t xml:space="preserve">[TBD: 확정 후 기입]</w:t>
-      </w:r>
-      <w:r>
-        <w:t xml:space="preserve">은 반복 물리 모델과 다중 슬라이스 입력이 주는 이득의 크기다. 본 논문의 주장은 골격 내부 치환의 효과로 한정되므로 이 간격은 주장과 충돌하지 않으며, 오히려 다음 단계 — 문헌 방식의 DC 재설계와 인접 슬라이스 입력 — 의 기대 이득을 정량화한다.</w:t>
+        <w:t xml:space="preserve">공개 모델 참고선의 해석. 표 4의 좌표는 두 방향으로 읽어야 한다. 아래쪽으로, 본 검증셋을 학습에 포함한 leaderboard 가중치가 본 프로토콜에서 PSNR·nMSE 기준 통제 SS2D를 넘지 못한 것은 그 모델들의 본래 성능이 아니라 누수의 이득과 프로토콜 불일치(16코일 절단·384² 재-FFT·마스크 규약)의 손실이 상쇄된 결과이며, 본 검증셋을 학습에 쓰지 않은 본 연구의 모델이 자기 프로토콜 안에서 그 가중치들과 같은 품질 좌표대에 있다는 정도로만 읽어야 한다(공식 프로토콜의 리더보드 수치와 직접 대조하지 않는 이유는 Ⅲ장 4절). 위쪽으로, PromptMR+와의 간격(볼륨 SSIM +0.028, PSNR +2.2 dB; nMSE 평균은 꼬리 효과로 역전)은 반복 물리 모델과 다중 슬라이스 입력이 주는 이득의 크기다. 본 논문의 주장은 골격 내부 치환의 효과로 한정되므로 이 간격은 주장과 충돌하지 않으며, 오히려 다음 단계 — 문헌 방식의 DC 재설계와 인접 슬라이스 입력 — 의 기대 이득을 정량화한다.</w:t>
       </w:r>
     </w:p>
     <w:p>

--- a/paper/ieie/draft_ieie_ko_v1.docx
+++ b/paper/ieie/draft_ieie_ko_v1.docx
@@ -2130,7 +2130,7 @@
         <w:pStyle w:val="a4"/>
       </w:pPr>
       <w:r>
-        <w:t xml:space="preserve">를 계산한다. 여기서 Δ_t, B_t, C_t는 x_t의 선형 함수이고, A와 D는 학습 파라미터다. 이 재귀는 병렬 스캔으로 시퀀스 길이에 선형인 비용으로 계산된다. SS2D</w:t>
+        <w:t xml:space="preserve">를 계산한다. 여기서 Δ_t, B_t, C_t는 x_t의 선형 사영으로 생성되고(Δ_t는 softplus를 거친다), A와 D는 학습 파라미터다. 이 재귀는 병렬 스캔으로 시퀀스 길이에 선형인 비용으로 계산된다. SS2D</w:t>
       </w:r>
       <w:r>
         <w:rPr>
@@ -2139,7 +2139,7 @@
         <w:t xml:space="preserve">[28]</w:t>
       </w:r>
       <w:r>
-        <w:t xml:space="preserve">는 2차원 특징맵을 네 방향(좌→우, 우→좌, 상→하, 하→상)으로 펼쳐 각각 selective scan을 수행한 뒤 합산함으로써 2차원 전역 수용영역을 만든다. 통제판 SS2D 팔은 이 4방향 selective scan 단일 블록(d_inner 128, d_state 16)이며, 출력 채널을 GRU 팔과 동일한 20으로 강제 정합해 용량 상한을 GRU 이하로 억제하였다. 총 파라미터는 31.2M으로, 이 중 공유 U-Net이 31.1M으로 지배적이고 SSM 스택 자체는 0.12M이다. 이 외 모든 것 — 데이터로더·언더샘플링 마스크·손실·옵티마이저·스케줄·epoch·후처리 U-Net — 이 동일하다. 난수 시드는 두 런 모두 고정하지 않았으며, 시드 민감도는 별도의 멀티시드 실험으로 검증한다(Ⅴ장).</w:t>
+        <w:t xml:space="preserve">는 2차원 특징맵을 네 방향(좌→우, 우→좌, 상→하, 하→상)으로 펼쳐 각각 selective scan을 수행한 뒤 합산함으로써 2차원 전역 수용영역을 만든다. 통제판 SS2D 팔은 이 4방향 selective scan 단일 블록(d_inner 128, d_state 16; 방향별 독립 S6 가중치를 그 방향의 모든 행·열이 공유하고, 네 출력은 합산 대신 채널 결합 후 LN·Linear로 병합)이며, 출력 채널을 GRU 팔과 동일한 20으로 강제 정합해 용량 상한을 GRU 이하로 억제하였다. 총 파라미터는 31.2M으로, 이 중 공유 U-Net이 31.1M으로 지배적이고 SSM 스택 자체는 0.12M이다. 이 외 모든 것 — 데이터로더·언더샘플링 마스크·손실·옵티마이저·스케줄·epoch·후처리 U-Net — 이 동일하다. 난수 시드는 두 런 모두 고정하지 않았으며, 시드 민감도는 별도의 멀티시드 실험으로 검증한다(Ⅴ장).</w:t>
       </w:r>
     </w:p>
     <w:p>

--- a/paper/ieie/draft_ieie_ko_v1.docx
+++ b/paper/ieie/draft_ieie_ko_v1.docx
@@ -1816,7 +1816,7 @@
             <w:r>
               <w:drawing>
                 <wp:inline distT="0" distB="0" distL="0" distR="0">
-                  <wp:extent cx="6119495" cy="4013835"/>
+                  <wp:extent cx="6119495" cy="3794760"/>
                   <wp:effectExtent l="0" t="0" r="0" b="0"/>
                   <wp:docPr id="101" name="Figure 1"/>
                   <wp:cNvGraphicFramePr>
@@ -1838,7 +1838,7 @@
                         <pic:spPr>
                           <a:xfrm>
                             <a:off x="0" y="0"/>
-                            <a:ext cx="6119495" cy="4013835"/>
+                            <a:ext cx="6119495" cy="3794760"/>
                           </a:xfrm>
                           <a:prstGeom prst="rect">
                             <a:avLst/>
@@ -1868,7 +1868,7 @@
               <w:tab/>
             </w:r>
             <w:r>
-              <w:t xml:space="preserve">(a) 두 팔이 공유하는 순수 ETER-Net 골격 — 시퀀스 모델 f_θ(bi-GRU 또는 SS2D)만이 유일한 변수이며, 데이터로더·마스크·손실·최적화·스케줄·후처리 U-Net은 동일하다. (b) 통제를 해제한 강화 SS2D 변형(게이팅·잔차 스택 3블록·병목 해제·fp16 coarse-scan)</w:t>
+              <w:t xml:space="preserve">(a) 두 팔이 공유하는 순수 ETER-Net 골격 — 점선 상자의 시퀀스 모델 f_θ(bi-GRU 또는 SS2D)만이 유일한 변수이며, 마스크·zero-filled 분기·후처리 U-Net·손실은 동일하다(화살표의 숫자는 채널 수, 공간 384²; 영상은 검증 슬라이스 예시). (b) f_θ의 두 팔 — 왼쪽은 원 bi-GRU(k-space 행을 시퀀스로 펼친 양방향 GRU를 행·열 방향으로 2단 적용, 668.2M), 오른쪽은 SS2D(4방향 cross-scan을 방향별 S6로 병렬 스캔한 뒤 채널 결합, SSM 스택 0.12M·팔 전체 31.2M). (c) 통제를 해제한 강화 SS2D 변형(34.2M) — 왼쪽은 stem → stride-3 다운샘플(128²) → 게이팅 잔차 SS2D 블록 3개 → 업샘플·head(64채널)의 블록 체인, 오른쪽은 블록 내부(SSM 분기 x_ssm과 게이트 분기 z의 곱 y·SiLU(z)에 잔차를 더한다)</w:t>
             </w:r>
           </w:p>
           <w:p>
@@ -1888,7 +1888,7 @@
               <w:tab/>
             </w:r>
             <w:r>
-              <w:t xml:space="preserve">(a) The pure ETER-Net backbone shared by both arms — the sequence model f_θ (bi-GRU or SS2D) is the only variable; the data loader, masks, loss, optimizer, schedule, and post-processing U-Net are identical. (b) The enhanced SS2D variant with the controls released (gating, three residual blocks, widened bottleneck, and fp16 coarse scan)</w:t>
+              <w:t xml:space="preserve">(a) The pure ETER-Net backbone shared by both arms — the sequence model f_θ (bi-GRU or SS2D) in the dashed box is the only variable; the mask, the zero-filled branch, the post-processing U-Net, and the loss are identical (numbers on arrows: channels at 384²; images: a validation slice). (b) The two arms of f_θ — left: the original bi-GRU, which unrolls k-space rows into a sequence and applies a bidirectional GRU in two passes (rows, then columns; 668.2M); right: SS2D, which scans four cross-scan directions with one S6 per direction in parallel and concatenates the outputs (SSM stack 0.12M, arm 31.2M). (c) The enhanced SS2D variant with the controls released (34.2M) — left: the block chain stem → stride-3 downsampling (128²) → three gated residual SS2D blocks → upsampling and head (64 channels); right: one block, where the SSM branch x_ssm is multiplied by the gate branch SiLU(z) and added to the residual</w:t>
             </w:r>
           </w:p>
         </w:tc>
@@ -1926,7 +1926,7 @@
         <w:t xml:space="preserve">[20]</w:t>
       </w:r>
       <w:r>
-        <w:t xml:space="preserve">의 양방향(수평 + 수직) GRU로, k-space의 각 행(열)을 flatten하여 GRU에 순차 입력하고 출력을 다시 reshape하는 구조다. hidden 배수는 원 코드의 두 설정(canonical 12 / 실험 config 10) 중 10을 채택해 총 668.2M 파라미터이며, canonical 12로는 880.5M이다(재현 클래스가 원본 클래스와 동일 설정에서 파라미터 수가 완전히 일치함을 검증하였다). 즉 10의 채택은 GRU를 더 작게 잡는 보수적 선택이며, 본문의 파라미터 격차 21배는 canonical 기준(28배)의 하한이다.</w:t>
+        <w:t xml:space="preserve">의 양방향(수평 + 수직) GRU로, k-space의 각 행(열)을 flatten하여 GRU에 순차 입력하고 출력을 다시 reshape하는 구조다(그림 1(b) 왼쪽). hidden 배수는 원 코드의 두 설정(canonical 12 / 실험 config 10) 중 10을 채택해 총 668.2M 파라미터이며, canonical 12로는 880.5M이다(재현 클래스가 원본 클래스와 동일 설정에서 파라미터 수가 완전히 일치함을 검증하였다). 즉 10의 채택은 GRU를 더 작게 잡는 보수적 선택이며, 본문의 파라미터 격차 21배는 canonical 기준(28배)의 하한이다.</w:t>
       </w:r>
     </w:p>
     <w:p>
@@ -2139,7 +2139,7 @@
         <w:t xml:space="preserve">[28]</w:t>
       </w:r>
       <w:r>
-        <w:t xml:space="preserve">는 2차원 특징맵을 네 방향(좌→우, 우→좌, 상→하, 하→상)으로 펼쳐 각각 selective scan을 수행한 뒤 합산함으로써 2차원 전역 수용영역을 만든다. 통제판 SS2D 팔은 이 4방향 selective scan 단일 블록(d_inner 128, d_state 16; 방향별 독립 S6 가중치를 그 방향의 모든 행·열이 공유하고, 네 출력은 합산 대신 채널 결합 후 LN·Linear로 병합)이며, 출력 채널을 GRU 팔과 동일한 20으로 강제 정합해 용량 상한을 GRU 이하로 억제하였다. 총 파라미터는 31.2M으로, 이 중 공유 U-Net이 31.1M으로 지배적이고 SSM 스택 자체는 0.12M이다. 이 외 모든 것 — 데이터로더·언더샘플링 마스크·손실·옵티마이저·스케줄·epoch·후처리 U-Net — 이 동일하다. 난수 시드는 두 런 모두 고정하지 않았으며, 시드 민감도는 별도의 멀티시드 실험으로 검증한다(Ⅴ장).</w:t>
+        <w:t xml:space="preserve">는 2차원 특징맵을 네 방향(좌→우, 우→좌, 상→하, 하→상)으로 펼쳐 각각 selective scan을 수행한 뒤(그림 1(b) 오른쪽) 합산함으로써 2차원 전역 수용영역을 만든다. 통제판 SS2D 팔은 이 4방향 selective scan 단일 블록(d_inner 128, d_state 16; 방향별 독립 S6 가중치를 그 방향의 모든 행·열이 공유하고, 네 출력은 합산 대신 채널 결합 후 LN·Linear로 병합)이며, 출력 채널을 GRU 팔과 동일한 20으로 강제 정합해 용량 상한을 GRU 이하로 억제하였다. 총 파라미터는 31.2M으로, 이 중 공유 U-Net이 31.1M으로 지배적이고 SSM 스택 자체는 0.12M이다. 이 외 모든 것 — 데이터로더·언더샘플링 마스크·손실·옵티마이저·스케줄·epoch·후처리 U-Net — 이 동일하다. 난수 시드는 두 런 모두 고정하지 않았으며, 시드 민감도는 별도의 멀티시드 실험으로 검증한다(Ⅴ장).</w:t>
       </w:r>
     </w:p>
     <w:p>
@@ -2158,7 +2158,7 @@
         <w:pStyle w:val="a4"/>
       </w:pPr>
       <w:r>
-        <w:t xml:space="preserve">통제비교의 SS2D는 공정성을 위해 의도적으로 최소 구성이다. 그림 1(b)의 강화 변형은 세 가지를 복원·확장한다. 첫째, 게이팅 복원 — 공식 Mamba</w:t>
+        <w:t xml:space="preserve">통제비교의 SS2D는 공정성을 위해 의도적으로 최소 구성이다. 그림 1(c)의 강화 변형은 세 가지를 복원·확장한다. 첫째, 게이팅 복원 — 공식 Mamba</w:t>
       </w:r>
       <w:r>
         <w:rPr>
